--- a/ibm6450/files/Lab6.docx
+++ b/ibm6450/files/Lab6.docx
@@ -7,7 +7,7 @@
         <w:pStyle w:val="Heading1"/>
       </w:pPr>
       <w:r>
-        <w:t>Lab 6 — Secondary-data check of your own perceptual map</w:t>
+        <w:t>Lab 6 — AI-assisted systematic review + LLM-powered evidence extraction</w:t>
       </w:r>
     </w:p>
     <w:tbl>
@@ -95,7 +95,7 @@
               <w:rPr>
                 <w:sz w:val="19"/>
               </w:rPr>
-              <w:t>Wednesday Sep 30, 11:59 PM (with the D5 own-study package)</w:t>
+              <w:t>Sunday Oct 4, 11:59 PM</w:t>
             </w:r>
           </w:p>
         </w:tc>
@@ -133,7 +133,7 @@
               <w:rPr>
                 <w:sz w:val="19"/>
               </w:rPr>
-              <w:t>Team</w:t>
+              <w:t>Individual, coordinated in your team (no two members extract the same paper, except the anchor)</w:t>
             </w:r>
           </w:p>
         </w:tc>
@@ -171,7 +171,20 @@
               <w:rPr>
                 <w:sz w:val="19"/>
               </w:rPr>
-              <w:t>Canvas — one PDF of this doc's template, filled (the captain uploads); the sources go in the team evidence folder</w:t>
+              <w:t xml:space="preserve">Canvas — PDF of this doc's template, filled + your Zotero </w:t>
+            </w:r>
+            <w:r>
+              <w:rPr>
+                <w:rFonts w:ascii="Courier New" w:hAnsi="Courier New"/>
+                <w:sz w:val="19"/>
+              </w:rPr>
+              <w:t>.bib</w:t>
+            </w:r>
+            <w:r>
+              <w:rPr>
+                <w:sz w:val="19"/>
+              </w:rPr>
+              <w:t xml:space="preserve"> export (two files)</w:t>
             </w:r>
           </w:p>
         </w:tc>
@@ -186,16 +199,7 @@
         <w:t>Where this fits:</w:t>
       </w:r>
       <w:r>
-        <w:t xml:space="preserve"> Lecture — Sep 18 </w:t>
-      </w:r>
-      <w:r>
-        <w:rPr>
-          <w:i/>
-        </w:rPr>
-        <w:t>custom AI assistants</w:t>
-      </w:r>
-      <w:r>
-        <w:t xml:space="preserve"> (lab out) → Sep 25 </w:t>
+        <w:t xml:space="preserve"> Lecture — Sep 25 </w:t>
       </w:r>
       <w:r>
         <w:rPr>
@@ -204,7 +208,7 @@
         <w:t>AI-assisted literature and secondary research</w:t>
       </w:r>
       <w:r>
-        <w:t xml:space="preserve"> (the method) → Project beat — a third witness for the Oct 2 Show beat → Stack layer — </w:t>
+        <w:t xml:space="preserve"> → Project beat — the seed of your STAMP extension proposal and related-work section → Stack layer — </w:t>
       </w:r>
       <w:r>
         <w:rPr>
@@ -226,7 +230,16 @@
     </w:p>
     <w:p>
       <w:r>
-        <w:t>Your map has two witnesses so far: the AI panel and your survey. Both are individual-level ratings. This lab adds the aggregate-level witness: what the industry record says about your six brands (price tiers, share or store counts, the brands' own positioning claims), found with AI deep research and one licensed library report, then audited row by row before any of it touches a slide. The product is one comparison table: where the industry data agrees with the AI map, where it agrees with the survey map, and where neither is supported. Plan about two hours as a team.</w:t>
+        <w:t xml:space="preserve">Two skills every literature review now needs: finding and screening papers with AI while keeping a checkable trail, and letting an LLM extract the evidence from each paper and then </w:t>
+      </w:r>
+      <w:r>
+        <w:rPr>
+          <w:b/>
+        </w:rPr>
+        <w:t>verifying every extracted cell against the PDF</w:t>
+      </w:r>
+      <w:r>
+        <w:t>, the way Eisend et al. (2024) ran an AI-enabled extractor with human coders and reported the agreement. Your topic is LLMs as synthetic survey respondents, the literature around Li et al. (2024): it is the mini project's method, and the review you build is where extension ideas come from, the same move you will make in November to propose your STAMP extension. Each member owns three papers; the team pools its rows. Plan about 2½ hours.</w:t>
       </w:r>
     </w:p>
     <w:p>
@@ -245,10 +258,10 @@
         <w:rPr>
           <w:b/>
         </w:rPr>
-        <w:t>Write the check questions first, by hand.</w:t>
+        <w:t>Search log first, papers second.</w:t>
       </w:r>
       <w:r>
-        <w:t xml:space="preserve"> Three facts about your category that would confirm or break your map if true: for example, the price ordering of the six brands, which brand leads the category, which brands are national versus regional. Photograph the sheet; it is your human-first artifact.</w:t>
+        <w:t xml:space="preserve"> Run two scoped deep-research prompts (Appendix B) and one database search (Google Scholar or a library database). Log every query verbatim with tool, date, and hits, and screen at least ten candidate records with an include/exclude reason each. Coordinate in your team so each member claims three distinct papers; Li et al. (2024) is the shared anchor that everyone extracts.</w:t>
       </w:r>
     </w:p>
     <w:p>
@@ -259,76 +272,25 @@
         <w:rPr>
           <w:b/>
         </w:rPr>
-        <w:t>AI deep research.</w:t>
+        <w:t>Zotero.</w:t>
       </w:r>
       <w:r>
-        <w:t xml:space="preserve"> Two scoped prompts (Appendix B), swapped to your category and brands; save the transcript links. Every output is an unverified draft with per-claim citations.</w:t>
-      </w:r>
-    </w:p>
-    <w:p>
-      <w:pPr>
-        <w:pStyle w:val="ListNumber"/>
-      </w:pPr>
-      <w:r>
-        <w:rPr>
-          <w:b/>
-        </w:rPr>
-        <w:t>Library pass.</w:t>
-      </w:r>
-      <w:r>
-        <w:t xml:space="preserve"> One licensed report from the CPP Library databases (Mintel, IBISWorld, Statista, Passport, or a trade association). Record three findings the AI pass did not have and one place the two disagree. If the portal has nothing on your category, say so in one line and use the closest report.</w:t>
-      </w:r>
-    </w:p>
-    <w:p>
-      <w:pPr>
-        <w:pStyle w:val="ListNumber"/>
-      </w:pPr>
-      <w:r>
-        <w:rPr>
-          <w:b/>
-        </w:rPr>
-        <w:t>Audit six rows</w:t>
-      </w:r>
-      <w:r>
-        <w:t xml:space="preserve"> (Appendix A, Part 2): the claim as used, its source, publisher type and date, who collected it and why, the method behind the number, the corroborating source, the verdict (</w:t>
+        <w:t xml:space="preserve"> Save each included paper from its publisher, journal, or preprint page with the connector, never by hand, into the collection </w:t>
       </w:r>
       <w:r>
         <w:rPr>
-          <w:b/>
+          <w:rFonts w:ascii="Courier New" w:hAnsi="Courier New"/>
         </w:rPr>
-        <w:t>Verified · Partially verified · Unverified · Contradicted</w:t>
+        <w:t>AI in Marketing – synthetic respondents</w:t>
       </w:r>
       <w:r>
-        <w:t xml:space="preserve">), and the action. An AI summary is not a source. Vendor prices and counts state what the headline excludes. </w:t>
+        <w:t xml:space="preserve">. No DOI, no citation; preprints carry the SSRN/arXiv/NBER URL, the date accessed, and the label "preprint." Export the collection as </w:t>
       </w:r>
       <w:r>
         <w:rPr>
-          <w:b/>
+          <w:rFonts w:ascii="Courier New" w:hAnsi="Courier New"/>
         </w:rPr>
-        <w:t>At least one row must be Unverified or Contradicted</w:t>
-      </w:r>
-      <w:r>
-        <w:t>, with a real action.</w:t>
-      </w:r>
-    </w:p>
-    <w:p>
-      <w:pPr>
-        <w:pStyle w:val="ListNumber"/>
-      </w:pPr>
-      <w:r>
-        <w:rPr>
-          <w:b/>
-        </w:rPr>
-        <w:t>Fill the comparison table</w:t>
-      </w:r>
-      <w:r>
-        <w:t xml:space="preserve"> (Part 3): for each of your five attributes, the ordering the industry data implies (where it implies one), the AI-panel ordering, the survey ordering, and a one-word verdict per attribute: </w:t>
-      </w:r>
-      <w:r>
-        <w:rPr>
-          <w:i/>
-        </w:rPr>
-        <w:t>both agree · AI only · survey only · neither supported · no aggregate data</w:t>
+        <w:t>.bib</w:t>
       </w:r>
       <w:r>
         <w:t>.</w:t>
@@ -342,10 +304,10 @@
         <w:rPr>
           <w:b/>
         </w:rPr>
-        <w:t>Write the boundary</w:t>
+        <w:t>Dual extraction.</w:t>
       </w:r>
       <w:r>
-        <w:t xml:space="preserve"> (Part 4): two or three sentences on what the aggregate record can and cannot say about a perceptual map. Share, price, and store counts are facts about the market; "premium" and "friendly" are perceptions, and a report cannot arbitrate them.</w:t>
+        <w:t xml:space="preserve"> Attach one PDF at a time and run the fixed extraction prompt (Appendix C) twice, in two fresh chats or two different models. It returns eight fields, each with a verbatim quote and a page. Paste both runs into Part 2.</w:t>
       </w:r>
     </w:p>
     <w:p>
@@ -356,10 +318,88 @@
         <w:rPr>
           <w:b/>
         </w:rPr>
-        <w:t>Put it on the Oct 2 Show slide</w:t>
+        <w:t>Verify against the PDF.</w:t>
       </w:r>
       <w:r>
-        <w:t xml:space="preserve"> as the third witness, marked "industry data," with the audit's least-than-Verified rows flagged where they are used. Export to PDF; the captain uploads.</w:t>
+        <w:t xml:space="preserve"> For every field of every paper, open the page the extractor cites and mark </w:t>
+      </w:r>
+      <w:r>
+        <w:rPr>
+          <w:b/>
+        </w:rPr>
+        <w:t>Verified · Corrected · Not in paper</w:t>
+      </w:r>
+      <w:r>
+        <w:t>, with the verified value. Report your extraction accuracy (verified ÷ all fields) and list the fields where the two runs disagreed. Agreement between runs is a review queue, not a proof: two runs can agree on a number the paper never gives.</w:t>
+      </w:r>
+    </w:p>
+    <w:p>
+      <w:pPr>
+        <w:pStyle w:val="ListNumber"/>
+      </w:pPr>
+      <w:r>
+        <w:rPr>
+          <w:b/>
+        </w:rPr>
+        <w:t>Fill the review table</w:t>
+      </w:r>
+      <w:r>
+        <w:t xml:space="preserve"> (Part 3) from the </w:t>
+      </w:r>
+      <w:r>
+        <w:rPr>
+          <w:i/>
+        </w:rPr>
+        <w:t>verified</w:t>
+      </w:r>
+      <w:r>
+        <w:t xml:space="preserve"> values only: Li et al. plus your three papers, eight columns. The headline cell carries the paper's own validity number; the last column says how the paper relates to Li et al. and why.</w:t>
+      </w:r>
+    </w:p>
+    <w:p>
+      <w:pPr>
+        <w:pStyle w:val="ListNumber"/>
+      </w:pPr>
+      <w:r>
+        <w:rPr>
+          <w:b/>
+        </w:rPr>
+        <w:t>Pooled reading.</w:t>
+      </w:r>
+      <w:r>
+        <w:t xml:space="preserve"> Three to five sentences: the range and median of the LLM-vs-human validity numbers across your four papers, and two conditions under which validity fell (name the paper that showed each). This is a reading of the evidence, not a meta-analysis: the designs and metrics differ, and you say so.</w:t>
+      </w:r>
+    </w:p>
+    <w:p>
+      <w:pPr>
+        <w:pStyle w:val="ListNumber"/>
+      </w:pPr>
+      <w:r>
+        <w:rPr>
+          <w:b/>
+        </w:rPr>
+        <w:t>Catch note, then pool.</w:t>
+      </w:r>
+      <w:r>
+        <w:t xml:space="preserve"> Three to five sentences on one thing the extractor got wrong (a number not in the paper, a claim assigned to the wrong paper, a citation that did not resolve); if nothing broke, say what you checked. Paste your rows into your team's shared review Sheet (same eight columns), add one line per member under it: </w:t>
+      </w:r>
+      <w:r>
+        <w:rPr>
+          <w:i/>
+        </w:rPr>
+        <w:t>the extension this literature suggests</w:t>
+      </w:r>
+      <w:r>
+        <w:t xml:space="preserve">, and put the Sheet link in Part 5. Export to PDF; upload with the </w:t>
+      </w:r>
+      <w:r>
+        <w:rPr>
+          <w:rFonts w:ascii="Courier New" w:hAnsi="Courier New"/>
+        </w:rPr>
+        <w:t>.bib</w:t>
+      </w:r>
+      <w:r>
+        <w:t>.</w:t>
       </w:r>
     </w:p>
     <w:p>
@@ -381,7 +421,7 @@
         <w:t xml:space="preserve">☐  </w:t>
       </w:r>
       <w:r>
-        <w:t>Photo of the handwritten check questions, dated before the deep-research run</w:t>
+        <w:t>Search log: every query verbatim, ≥ 10 records screened with reasons, your three claimed papers</w:t>
       </w:r>
     </w:p>
     <w:p>
@@ -395,7 +435,16 @@
         <w:t xml:space="preserve">☐  </w:t>
       </w:r>
       <w:r>
-        <w:t>Two deep-research transcript links, tested in a private window</w:t>
+        <w:t xml:space="preserve">Zotero </w:t>
+      </w:r>
+      <w:r>
+        <w:rPr>
+          <w:rFonts w:ascii="Courier New" w:hAnsi="Courier New"/>
+        </w:rPr>
+        <w:t>.bib</w:t>
+      </w:r>
+      <w:r>
+        <w:t xml:space="preserve"> export from the named collection, four or more records with DOI or preprint URL + date</w:t>
       </w:r>
     </w:p>
     <w:p>
@@ -409,7 +458,7 @@
         <w:t xml:space="preserve">☐  </w:t>
       </w:r>
       <w:r>
-        <w:t>Library-report line: database, report title and year, three findings, one disagreement</w:t>
+        <w:t>Extraction-verification table: both runs, every field marked, accuracy reported, disagreements listed</w:t>
       </w:r>
     </w:p>
     <w:p>
@@ -423,7 +472,7 @@
         <w:t xml:space="preserve">☐  </w:t>
       </w:r>
       <w:r>
-        <w:t>Six audit rows with verdicts and actions, ≥ 1 Unverified or Contradicted</w:t>
+        <w:t>Review table: Li et al. + three papers, eight columns, from verified values only</w:t>
       </w:r>
     </w:p>
     <w:p>
@@ -437,7 +486,7 @@
         <w:t xml:space="preserve">☐  </w:t>
       </w:r>
       <w:r>
-        <w:t>Comparison table, five attributes × three witnesses, one verdict per attribute</w:t>
+        <w:t>Pooled reading (range, median, two failure conditions with the caveat) and the catch note</w:t>
       </w:r>
     </w:p>
     <w:p>
@@ -451,7 +500,7 @@
         <w:t xml:space="preserve">☐  </w:t>
       </w:r>
       <w:r>
-        <w:t>Boundary paragraph, and the AI disclosure with verbatim prompts</w:t>
+        <w:t>Team review-Sheet link (with your one-line extension idea), and the AI disclosure with verbatim prompts and tested transcript links</w:t>
       </w:r>
     </w:p>
     <w:p>
@@ -550,7 +599,7 @@
               <w:rPr>
                 <w:sz w:val="19"/>
               </w:rPr>
-              <w:t>Source audit rigor</w:t>
+              <w:t>Search log and screening</w:t>
             </w:r>
           </w:p>
         </w:tc>
@@ -568,7 +617,7 @@
               <w:rPr>
                 <w:sz w:val="19"/>
               </w:rPr>
-              <w:t>35%</w:t>
+              <w:t>20%</w:t>
             </w:r>
           </w:p>
         </w:tc>
@@ -586,7 +635,7 @@
               <w:rPr>
                 <w:sz w:val="19"/>
               </w:rPr>
-              <w:t>Six rows on your own category; verdicts justified by the who/why/when/how columns; ≥ 1 Unverified or Contradicted with a real action; vendor rows state what the headline excludes</w:t>
+              <w:t>Queries verbatim; ≥ 10 records with include/exclude reasons; papers claimed without duplicates in the team; every included record saved from a checkable page</w:t>
             </w:r>
           </w:p>
         </w:tc>
@@ -606,7 +655,7 @@
               <w:rPr>
                 <w:sz w:val="19"/>
               </w:rPr>
-              <w:t>Library pass</w:t>
+              <w:t>Extraction verification</w:t>
             </w:r>
           </w:p>
         </w:tc>
@@ -624,7 +673,7 @@
               <w:rPr>
                 <w:sz w:val="19"/>
               </w:rPr>
-              <w:t>15%</w:t>
+              <w:t>30%</w:t>
             </w:r>
           </w:p>
         </w:tc>
@@ -642,7 +691,7 @@
               <w:rPr>
                 <w:sz w:val="19"/>
               </w:rPr>
-              <w:t>A real licensed report, named with year; three findings absent from the AI pass; the disagreement stated in one line</w:t>
+              <w:t>Every cell checked on the cited page; accuracy reported honestly; run-to-run disagreements listed; at least one correction shown with the page</w:t>
             </w:r>
           </w:p>
         </w:tc>
@@ -662,7 +711,7 @@
               <w:rPr>
                 <w:sz w:val="19"/>
               </w:rPr>
-              <w:t>Comparison table</w:t>
+              <w:t>Review table accuracy</w:t>
             </w:r>
           </w:p>
         </w:tc>
@@ -680,7 +729,7 @@
               <w:rPr>
                 <w:sz w:val="19"/>
               </w:rPr>
-              <w:t>30%</w:t>
+              <w:t>25%</w:t>
             </w:r>
           </w:p>
         </w:tc>
@@ -698,7 +747,7 @@
               <w:rPr>
                 <w:sz w:val="19"/>
               </w:rPr>
-              <w:t>Five attributes with an honest verdict each; "no aggregate data" used where it is true; the orderings trace to files in the evidence folder</w:t>
+              <w:t>Four real papers; all eight columns from verified values; the paper's own validity number in the headline cell; the relation-to-Li column says something specific</w:t>
             </w:r>
           </w:p>
         </w:tc>
@@ -718,7 +767,7 @@
               <w:rPr>
                 <w:sz w:val="19"/>
               </w:rPr>
-              <w:t>Boundary paragraph</w:t>
+              <w:t>Pooled reading and catch note</w:t>
             </w:r>
           </w:p>
         </w:tc>
@@ -736,7 +785,7 @@
               <w:rPr>
                 <w:sz w:val="19"/>
               </w:rPr>
-              <w:t>10%</w:t>
+              <w:t>15%</w:t>
             </w:r>
           </w:p>
         </w:tc>
@@ -754,7 +803,7 @@
               <w:rPr>
                 <w:sz w:val="19"/>
               </w:rPr>
-              <w:t>Separates market facts from perceptions; names what the map still needs real respondents for</w:t>
+              <w:t>Range and median stated with the non-comparability caveat; two failure conditions each tied to a paper; the catch note names a concrete miss or a concrete check</w:t>
             </w:r>
           </w:p>
         </w:tc>
@@ -833,7 +882,7 @@
         <w:t>Human first.</w:t>
       </w:r>
       <w:r>
-        <w:t xml:space="preserve"> Draft or plan this yourselves before any AI touches it; that order is the only way to</w:t>
+        <w:t xml:space="preserve"> Draft or plan this yourself before any AI touches it; that order is the only way to</w:t>
       </w:r>
     </w:p>
     <w:p>
@@ -859,7 +908,7 @@
         <w:rPr>
           <w:b/>
         </w:rPr>
-        <w:t>What we asked</w:t>
+        <w:t>What I asked</w:t>
       </w:r>
       <w:r>
         <w:t xml:space="preserve"> — the two or three prompts that mattered, in one line each.</w:t>
@@ -873,10 +922,10 @@
         <w:rPr>
           <w:b/>
         </w:rPr>
-        <w:t>What we kept</w:t>
+        <w:t>What I kept</w:t>
       </w:r>
       <w:r>
-        <w:t xml:space="preserve"> — the change we accepted, and why it was an improvement.</w:t>
+        <w:t xml:space="preserve"> — the change I accepted, and why it was an improvement.</w:t>
       </w:r>
     </w:p>
     <w:p>
@@ -887,10 +936,10 @@
         <w:rPr>
           <w:b/>
         </w:rPr>
-        <w:t>What we overrode</w:t>
+        <w:t>What I overrode</w:t>
       </w:r>
       <w:r>
-        <w:t xml:space="preserve"> — the AI suggestion we rejected or rewrote, and why.</w:t>
+        <w:t xml:space="preserve"> — the AI suggestion I rejected or rewrote, and why.</w:t>
       </w:r>
     </w:p>
     <w:p>
@@ -901,6 +950,11 @@
     <w:p>
       <w:r>
         <w:t>zero on this category; name the actual change.</w:t>
+      </w:r>
+    </w:p>
+    <w:p>
+      <w:r>
+        <w:t>Here the AI use is the assignment: the human-first artifact is your search question, written before the deep-research run, and your verification of every extracted cell.</w:t>
       </w:r>
     </w:p>
     <w:p>
@@ -983,7 +1037,7 @@
               <w:rPr>
                 <w:sz w:val="19"/>
               </w:rPr>
-              <w:t>Team · category · client</w:t>
+              <w:t>Name · team</w:t>
             </w:r>
           </w:p>
         </w:tc>
@@ -1015,7 +1069,7 @@
               <w:rPr>
                 <w:sz w:val="19"/>
               </w:rPr>
-              <w:t>Six brands (spelled as on your Form)</w:t>
+              <w:t>Tools used (deep-research mode, extraction chats and models, Zotero connector)</w:t>
             </w:r>
           </w:p>
         </w:tc>
@@ -1047,7 +1101,7 @@
               <w:rPr>
                 <w:sz w:val="19"/>
               </w:rPr>
-              <w:t>Check questions photo (file name in the folder)</w:t>
+              <w:t>Transcript link(s), tested in a private window</w:t>
             </w:r>
           </w:p>
         </w:tc>
@@ -1079,71 +1133,7 @@
               <w:rPr>
                 <w:sz w:val="19"/>
               </w:rPr>
-              <w:t>Deep-research transcript links</w:t>
-            </w:r>
-          </w:p>
-        </w:tc>
-        <w:tc>
-          <w:tcPr>
-            <w:tcW w:type="dxa" w:w="4968"/>
-          </w:tcPr>
-          <w:p>
-            <w:r>
-              <w:rPr>
-                <w:sz w:val="19"/>
-              </w:rPr>
-            </w:r>
-          </w:p>
-        </w:tc>
-      </w:tr>
-      <w:tr>
-        <w:tc>
-          <w:tcPr>
-            <w:tcW w:type="dxa" w:w="4968"/>
-          </w:tcPr>
-          <w:p>
-            <w:r>
-              <w:rPr>
-                <w:sz w:val="19"/>
-              </w:rPr>
-            </w:r>
-            <w:r>
-              <w:rPr>
-                <w:sz w:val="19"/>
-              </w:rPr>
-              <w:t>Library report (database · title · year)</w:t>
-            </w:r>
-          </w:p>
-        </w:tc>
-        <w:tc>
-          <w:tcPr>
-            <w:tcW w:type="dxa" w:w="4968"/>
-          </w:tcPr>
-          <w:p>
-            <w:r>
-              <w:rPr>
-                <w:sz w:val="19"/>
-              </w:rPr>
-            </w:r>
-          </w:p>
-        </w:tc>
-      </w:tr>
-      <w:tr>
-        <w:tc>
-          <w:tcPr>
-            <w:tcW w:type="dxa" w:w="4968"/>
-          </w:tcPr>
-          <w:p>
-            <w:r>
-              <w:rPr>
-                <w:sz w:val="19"/>
-              </w:rPr>
-            </w:r>
-            <w:r>
-              <w:rPr>
-                <w:sz w:val="19"/>
-              </w:rPr>
-              <w:t>Three findings the AI pass lacked · one disagreement</w:t>
+              <w:t>Database searched (name + one line on what it returned)</w:t>
             </w:r>
           </w:p>
         </w:tc>
@@ -1177,10 +1167,10 @@
         <w:rPr>
           <w:b/>
         </w:rPr>
-        <w:t>Part 2 — Source audit.</w:t>
+        <w:t>Part 1 — Search log.</w:t>
       </w:r>
       <w:r>
-        <w:t xml:space="preserve"> Publisher type: gov / trade assoc. / research firm / vendor / news / blog / AI-summary. Verdicts: Verified · Partially verified · Unverified · Contradicted.</w:t>
+        <w:t xml:space="preserve"> One row per query; then the screening rows. Decision: include · exclude (reason: off-topic · no human comparison · not retrievable · duplicate · claimed by a teammate).</w:t>
       </w:r>
     </w:p>
     <w:tbl>
@@ -1190,20 +1180,18 @@
         <w:tblLook w:firstColumn="1" w:firstRow="1" w:lastColumn="0" w:lastRow="0" w:noHBand="0" w:noVBand="1" w:val="04A0"/>
       </w:tblPr>
       <w:tblGrid>
-        <w:gridCol w:w="1568"/>
-        <w:gridCol w:w="1568"/>
-        <w:gridCol w:w="1568"/>
-        <w:gridCol w:w="1568"/>
-        <w:gridCol w:w="1568"/>
-        <w:gridCol w:w="1568"/>
-        <w:gridCol w:w="1568"/>
-        <w:gridCol w:w="1568"/>
-        <w:gridCol w:w="1568"/>
+        <w:gridCol w:w="2016"/>
+        <w:gridCol w:w="2016"/>
+        <w:gridCol w:w="2016"/>
+        <w:gridCol w:w="2016"/>
+        <w:gridCol w:w="2016"/>
+        <w:gridCol w:w="2016"/>
+        <w:gridCol w:w="2016"/>
       </w:tblGrid>
       <w:tr>
         <w:tc>
           <w:tcPr>
-            <w:tcW w:type="dxa" w:w="1568"/>
+            <w:tcW w:type="dxa" w:w="2016"/>
           </w:tcPr>
           <w:p>
             <w:r>
@@ -1223,7 +1211,7 @@
         </w:tc>
         <w:tc>
           <w:tcPr>
-            <w:tcW w:type="dxa" w:w="1568"/>
+            <w:tcW w:type="dxa" w:w="2016"/>
           </w:tcPr>
           <w:p>
             <w:r>
@@ -1237,13 +1225,13 @@
                 <w:b/>
                 <w:sz w:val="18"/>
               </w:rPr>
-              <w:t>Claim (as used)</w:t>
+              <w:t>Query (verbatim) or record (author-year, venue)</w:t>
             </w:r>
           </w:p>
         </w:tc>
         <w:tc>
           <w:tcPr>
-            <w:tcW w:type="dxa" w:w="1568"/>
+            <w:tcW w:type="dxa" w:w="2016"/>
           </w:tcPr>
           <w:p>
             <w:r>
@@ -1257,13 +1245,13 @@
                 <w:b/>
                 <w:sz w:val="18"/>
               </w:rPr>
-              <w:t>Source (name + URL)</w:t>
+              <w:t>Tool / database</w:t>
             </w:r>
           </w:p>
         </w:tc>
         <w:tc>
           <w:tcPr>
-            <w:tcW w:type="dxa" w:w="1568"/>
+            <w:tcW w:type="dxa" w:w="2016"/>
           </w:tcPr>
           <w:p>
             <w:r>
@@ -1277,13 +1265,13 @@
                 <w:b/>
                 <w:sz w:val="18"/>
               </w:rPr>
-              <w:t>Publisher type · Date</w:t>
+              <w:t>Date</w:t>
             </w:r>
           </w:p>
         </w:tc>
         <w:tc>
           <w:tcPr>
-            <w:tcW w:type="dxa" w:w="1568"/>
+            <w:tcW w:type="dxa" w:w="2016"/>
           </w:tcPr>
           <w:p>
             <w:r>
@@ -1297,13 +1285,13 @@
                 <w:b/>
                 <w:sz w:val="18"/>
               </w:rPr>
-              <w:t>Who collected it &amp; why</w:t>
+              <w:t>Hits</w:t>
             </w:r>
           </w:p>
         </w:tc>
         <w:tc>
           <w:tcPr>
-            <w:tcW w:type="dxa" w:w="1568"/>
+            <w:tcW w:type="dxa" w:w="2016"/>
           </w:tcPr>
           <w:p>
             <w:r>
@@ -1317,13 +1305,13 @@
                 <w:b/>
                 <w:sz w:val="18"/>
               </w:rPr>
-              <w:t>Method behind the number</w:t>
+              <w:t>Decision + reason</w:t>
             </w:r>
           </w:p>
         </w:tc>
         <w:tc>
           <w:tcPr>
-            <w:tcW w:type="dxa" w:w="1568"/>
+            <w:tcW w:type="dxa" w:w="2016"/>
           </w:tcPr>
           <w:p>
             <w:r>
@@ -1337,47 +1325,7 @@
                 <w:b/>
                 <w:sz w:val="18"/>
               </w:rPr>
-              <w:t>Corroborating source (or "none found")</w:t>
-            </w:r>
-          </w:p>
-        </w:tc>
-        <w:tc>
-          <w:tcPr>
-            <w:tcW w:type="dxa" w:w="1568"/>
-          </w:tcPr>
-          <w:p>
-            <w:r>
-              <w:rPr>
-                <w:b/>
-                <w:sz w:val="18"/>
-              </w:rPr>
-            </w:r>
-            <w:r>
-              <w:rPr>
-                <w:b/>
-                <w:sz w:val="18"/>
-              </w:rPr>
-              <w:t>Verdict</w:t>
-            </w:r>
-          </w:p>
-        </w:tc>
-        <w:tc>
-          <w:tcPr>
-            <w:tcW w:type="dxa" w:w="1568"/>
-          </w:tcPr>
-          <w:p>
-            <w:r>
-              <w:rPr>
-                <w:b/>
-                <w:sz w:val="18"/>
-              </w:rPr>
-            </w:r>
-            <w:r>
-              <w:rPr>
-                <w:b/>
-                <w:sz w:val="18"/>
-              </w:rPr>
-              <w:t>Action taken</w:t>
+              <w:t>Claimed by</w:t>
             </w:r>
           </w:p>
         </w:tc>
@@ -1385,7 +1333,7 @@
       <w:tr>
         <w:tc>
           <w:tcPr>
-            <w:tcW w:type="dxa" w:w="1568"/>
+            <w:tcW w:type="dxa" w:w="2016"/>
           </w:tcPr>
           <w:p>
             <w:r>
@@ -1403,7 +1351,7 @@
         </w:tc>
         <w:tc>
           <w:tcPr>
-            <w:tcW w:type="dxa" w:w="1568"/>
+            <w:tcW w:type="dxa" w:w="2016"/>
           </w:tcPr>
           <w:p>
             <w:r>
@@ -1415,7 +1363,7 @@
         </w:tc>
         <w:tc>
           <w:tcPr>
-            <w:tcW w:type="dxa" w:w="1568"/>
+            <w:tcW w:type="dxa" w:w="2016"/>
           </w:tcPr>
           <w:p>
             <w:r>
@@ -1427,7 +1375,7 @@
         </w:tc>
         <w:tc>
           <w:tcPr>
-            <w:tcW w:type="dxa" w:w="1568"/>
+            <w:tcW w:type="dxa" w:w="2016"/>
           </w:tcPr>
           <w:p>
             <w:r>
@@ -1439,7 +1387,7 @@
         </w:tc>
         <w:tc>
           <w:tcPr>
-            <w:tcW w:type="dxa" w:w="1568"/>
+            <w:tcW w:type="dxa" w:w="2016"/>
           </w:tcPr>
           <w:p>
             <w:r>
@@ -1451,7 +1399,7 @@
         </w:tc>
         <w:tc>
           <w:tcPr>
-            <w:tcW w:type="dxa" w:w="1568"/>
+            <w:tcW w:type="dxa" w:w="2016"/>
           </w:tcPr>
           <w:p>
             <w:r>
@@ -1463,31 +1411,7 @@
         </w:tc>
         <w:tc>
           <w:tcPr>
-            <w:tcW w:type="dxa" w:w="1568"/>
-          </w:tcPr>
-          <w:p>
-            <w:r>
-              <w:rPr>
-                <w:sz w:val="18"/>
-              </w:rPr>
-            </w:r>
-          </w:p>
-        </w:tc>
-        <w:tc>
-          <w:tcPr>
-            <w:tcW w:type="dxa" w:w="1568"/>
-          </w:tcPr>
-          <w:p>
-            <w:r>
-              <w:rPr>
-                <w:sz w:val="18"/>
-              </w:rPr>
-            </w:r>
-          </w:p>
-        </w:tc>
-        <w:tc>
-          <w:tcPr>
-            <w:tcW w:type="dxa" w:w="1568"/>
+            <w:tcW w:type="dxa" w:w="2016"/>
           </w:tcPr>
           <w:p>
             <w:r>
@@ -1501,7 +1425,7 @@
       <w:tr>
         <w:tc>
           <w:tcPr>
-            <w:tcW w:type="dxa" w:w="1568"/>
+            <w:tcW w:type="dxa" w:w="2016"/>
           </w:tcPr>
           <w:p>
             <w:r>
@@ -1519,7 +1443,7 @@
         </w:tc>
         <w:tc>
           <w:tcPr>
-            <w:tcW w:type="dxa" w:w="1568"/>
+            <w:tcW w:type="dxa" w:w="2016"/>
           </w:tcPr>
           <w:p>
             <w:r>
@@ -1531,7 +1455,7 @@
         </w:tc>
         <w:tc>
           <w:tcPr>
-            <w:tcW w:type="dxa" w:w="1568"/>
+            <w:tcW w:type="dxa" w:w="2016"/>
           </w:tcPr>
           <w:p>
             <w:r>
@@ -1543,7 +1467,7 @@
         </w:tc>
         <w:tc>
           <w:tcPr>
-            <w:tcW w:type="dxa" w:w="1568"/>
+            <w:tcW w:type="dxa" w:w="2016"/>
           </w:tcPr>
           <w:p>
             <w:r>
@@ -1555,7 +1479,7 @@
         </w:tc>
         <w:tc>
           <w:tcPr>
-            <w:tcW w:type="dxa" w:w="1568"/>
+            <w:tcW w:type="dxa" w:w="2016"/>
           </w:tcPr>
           <w:p>
             <w:r>
@@ -1567,7 +1491,7 @@
         </w:tc>
         <w:tc>
           <w:tcPr>
-            <w:tcW w:type="dxa" w:w="1568"/>
+            <w:tcW w:type="dxa" w:w="2016"/>
           </w:tcPr>
           <w:p>
             <w:r>
@@ -1579,31 +1503,7 @@
         </w:tc>
         <w:tc>
           <w:tcPr>
-            <w:tcW w:type="dxa" w:w="1568"/>
-          </w:tcPr>
-          <w:p>
-            <w:r>
-              <w:rPr>
-                <w:sz w:val="18"/>
-              </w:rPr>
-            </w:r>
-          </w:p>
-        </w:tc>
-        <w:tc>
-          <w:tcPr>
-            <w:tcW w:type="dxa" w:w="1568"/>
-          </w:tcPr>
-          <w:p>
-            <w:r>
-              <w:rPr>
-                <w:sz w:val="18"/>
-              </w:rPr>
-            </w:r>
-          </w:p>
-        </w:tc>
-        <w:tc>
-          <w:tcPr>
-            <w:tcW w:type="dxa" w:w="1568"/>
+            <w:tcW w:type="dxa" w:w="2016"/>
           </w:tcPr>
           <w:p>
             <w:r>
@@ -1617,7 +1517,7 @@
       <w:tr>
         <w:tc>
           <w:tcPr>
-            <w:tcW w:type="dxa" w:w="1568"/>
+            <w:tcW w:type="dxa" w:w="2016"/>
           </w:tcPr>
           <w:p>
             <w:r>
@@ -1635,7 +1535,7 @@
         </w:tc>
         <w:tc>
           <w:tcPr>
-            <w:tcW w:type="dxa" w:w="1568"/>
+            <w:tcW w:type="dxa" w:w="2016"/>
           </w:tcPr>
           <w:p>
             <w:r>
@@ -1647,7 +1547,7 @@
         </w:tc>
         <w:tc>
           <w:tcPr>
-            <w:tcW w:type="dxa" w:w="1568"/>
+            <w:tcW w:type="dxa" w:w="2016"/>
           </w:tcPr>
           <w:p>
             <w:r>
@@ -1659,7 +1559,7 @@
         </w:tc>
         <w:tc>
           <w:tcPr>
-            <w:tcW w:type="dxa" w:w="1568"/>
+            <w:tcW w:type="dxa" w:w="2016"/>
           </w:tcPr>
           <w:p>
             <w:r>
@@ -1671,7 +1571,7 @@
         </w:tc>
         <w:tc>
           <w:tcPr>
-            <w:tcW w:type="dxa" w:w="1568"/>
+            <w:tcW w:type="dxa" w:w="2016"/>
           </w:tcPr>
           <w:p>
             <w:r>
@@ -1683,7 +1583,7 @@
         </w:tc>
         <w:tc>
           <w:tcPr>
-            <w:tcW w:type="dxa" w:w="1568"/>
+            <w:tcW w:type="dxa" w:w="2016"/>
           </w:tcPr>
           <w:p>
             <w:r>
@@ -1695,31 +1595,7 @@
         </w:tc>
         <w:tc>
           <w:tcPr>
-            <w:tcW w:type="dxa" w:w="1568"/>
-          </w:tcPr>
-          <w:p>
-            <w:r>
-              <w:rPr>
-                <w:sz w:val="18"/>
-              </w:rPr>
-            </w:r>
-          </w:p>
-        </w:tc>
-        <w:tc>
-          <w:tcPr>
-            <w:tcW w:type="dxa" w:w="1568"/>
-          </w:tcPr>
-          <w:p>
-            <w:r>
-              <w:rPr>
-                <w:sz w:val="18"/>
-              </w:rPr>
-            </w:r>
-          </w:p>
-        </w:tc>
-        <w:tc>
-          <w:tcPr>
-            <w:tcW w:type="dxa" w:w="1568"/>
+            <w:tcW w:type="dxa" w:w="2016"/>
           </w:tcPr>
           <w:p>
             <w:r>
@@ -1733,7 +1609,7 @@
       <w:tr>
         <w:tc>
           <w:tcPr>
-            <w:tcW w:type="dxa" w:w="1568"/>
+            <w:tcW w:type="dxa" w:w="2016"/>
           </w:tcPr>
           <w:p>
             <w:r>
@@ -1751,7 +1627,7 @@
         </w:tc>
         <w:tc>
           <w:tcPr>
-            <w:tcW w:type="dxa" w:w="1568"/>
+            <w:tcW w:type="dxa" w:w="2016"/>
           </w:tcPr>
           <w:p>
             <w:r>
@@ -1763,7 +1639,7 @@
         </w:tc>
         <w:tc>
           <w:tcPr>
-            <w:tcW w:type="dxa" w:w="1568"/>
+            <w:tcW w:type="dxa" w:w="2016"/>
           </w:tcPr>
           <w:p>
             <w:r>
@@ -1775,7 +1651,7 @@
         </w:tc>
         <w:tc>
           <w:tcPr>
-            <w:tcW w:type="dxa" w:w="1568"/>
+            <w:tcW w:type="dxa" w:w="2016"/>
           </w:tcPr>
           <w:p>
             <w:r>
@@ -1787,7 +1663,7 @@
         </w:tc>
         <w:tc>
           <w:tcPr>
-            <w:tcW w:type="dxa" w:w="1568"/>
+            <w:tcW w:type="dxa" w:w="2016"/>
           </w:tcPr>
           <w:p>
             <w:r>
@@ -1799,7 +1675,7 @@
         </w:tc>
         <w:tc>
           <w:tcPr>
-            <w:tcW w:type="dxa" w:w="1568"/>
+            <w:tcW w:type="dxa" w:w="2016"/>
           </w:tcPr>
           <w:p>
             <w:r>
@@ -1811,31 +1687,7 @@
         </w:tc>
         <w:tc>
           <w:tcPr>
-            <w:tcW w:type="dxa" w:w="1568"/>
-          </w:tcPr>
-          <w:p>
-            <w:r>
-              <w:rPr>
-                <w:sz w:val="18"/>
-              </w:rPr>
-            </w:r>
-          </w:p>
-        </w:tc>
-        <w:tc>
-          <w:tcPr>
-            <w:tcW w:type="dxa" w:w="1568"/>
-          </w:tcPr>
-          <w:p>
-            <w:r>
-              <w:rPr>
-                <w:sz w:val="18"/>
-              </w:rPr>
-            </w:r>
-          </w:p>
-        </w:tc>
-        <w:tc>
-          <w:tcPr>
-            <w:tcW w:type="dxa" w:w="1568"/>
+            <w:tcW w:type="dxa" w:w="2016"/>
           </w:tcPr>
           <w:p>
             <w:r>
@@ -1849,7 +1701,7 @@
       <w:tr>
         <w:tc>
           <w:tcPr>
-            <w:tcW w:type="dxa" w:w="1568"/>
+            <w:tcW w:type="dxa" w:w="2016"/>
           </w:tcPr>
           <w:p>
             <w:r>
@@ -1867,7 +1719,7 @@
         </w:tc>
         <w:tc>
           <w:tcPr>
-            <w:tcW w:type="dxa" w:w="1568"/>
+            <w:tcW w:type="dxa" w:w="2016"/>
           </w:tcPr>
           <w:p>
             <w:r>
@@ -1879,7 +1731,7 @@
         </w:tc>
         <w:tc>
           <w:tcPr>
-            <w:tcW w:type="dxa" w:w="1568"/>
+            <w:tcW w:type="dxa" w:w="2016"/>
           </w:tcPr>
           <w:p>
             <w:r>
@@ -1891,7 +1743,7 @@
         </w:tc>
         <w:tc>
           <w:tcPr>
-            <w:tcW w:type="dxa" w:w="1568"/>
+            <w:tcW w:type="dxa" w:w="2016"/>
           </w:tcPr>
           <w:p>
             <w:r>
@@ -1903,7 +1755,7 @@
         </w:tc>
         <w:tc>
           <w:tcPr>
-            <w:tcW w:type="dxa" w:w="1568"/>
+            <w:tcW w:type="dxa" w:w="2016"/>
           </w:tcPr>
           <w:p>
             <w:r>
@@ -1915,7 +1767,7 @@
         </w:tc>
         <w:tc>
           <w:tcPr>
-            <w:tcW w:type="dxa" w:w="1568"/>
+            <w:tcW w:type="dxa" w:w="2016"/>
           </w:tcPr>
           <w:p>
             <w:r>
@@ -1927,31 +1779,7 @@
         </w:tc>
         <w:tc>
           <w:tcPr>
-            <w:tcW w:type="dxa" w:w="1568"/>
-          </w:tcPr>
-          <w:p>
-            <w:r>
-              <w:rPr>
-                <w:sz w:val="18"/>
-              </w:rPr>
-            </w:r>
-          </w:p>
-        </w:tc>
-        <w:tc>
-          <w:tcPr>
-            <w:tcW w:type="dxa" w:w="1568"/>
-          </w:tcPr>
-          <w:p>
-            <w:r>
-              <w:rPr>
-                <w:sz w:val="18"/>
-              </w:rPr>
-            </w:r>
-          </w:p>
-        </w:tc>
-        <w:tc>
-          <w:tcPr>
-            <w:tcW w:type="dxa" w:w="1568"/>
+            <w:tcW w:type="dxa" w:w="2016"/>
           </w:tcPr>
           <w:p>
             <w:r>
@@ -1965,7 +1793,7 @@
       <w:tr>
         <w:tc>
           <w:tcPr>
-            <w:tcW w:type="dxa" w:w="1568"/>
+            <w:tcW w:type="dxa" w:w="2016"/>
           </w:tcPr>
           <w:p>
             <w:r>
@@ -1983,7 +1811,7 @@
         </w:tc>
         <w:tc>
           <w:tcPr>
-            <w:tcW w:type="dxa" w:w="1568"/>
+            <w:tcW w:type="dxa" w:w="2016"/>
           </w:tcPr>
           <w:p>
             <w:r>
@@ -1995,7 +1823,7 @@
         </w:tc>
         <w:tc>
           <w:tcPr>
-            <w:tcW w:type="dxa" w:w="1568"/>
+            <w:tcW w:type="dxa" w:w="2016"/>
           </w:tcPr>
           <w:p>
             <w:r>
@@ -2007,7 +1835,7 @@
         </w:tc>
         <w:tc>
           <w:tcPr>
-            <w:tcW w:type="dxa" w:w="1568"/>
+            <w:tcW w:type="dxa" w:w="2016"/>
           </w:tcPr>
           <w:p>
             <w:r>
@@ -2019,7 +1847,7 @@
         </w:tc>
         <w:tc>
           <w:tcPr>
-            <w:tcW w:type="dxa" w:w="1568"/>
+            <w:tcW w:type="dxa" w:w="2016"/>
           </w:tcPr>
           <w:p>
             <w:r>
@@ -2031,7 +1859,7 @@
         </w:tc>
         <w:tc>
           <w:tcPr>
-            <w:tcW w:type="dxa" w:w="1568"/>
+            <w:tcW w:type="dxa" w:w="2016"/>
           </w:tcPr>
           <w:p>
             <w:r>
@@ -2043,19 +1871,39 @@
         </w:tc>
         <w:tc>
           <w:tcPr>
-            <w:tcW w:type="dxa" w:w="1568"/>
+            <w:tcW w:type="dxa" w:w="2016"/>
           </w:tcPr>
           <w:p>
             <w:r>
               <w:rPr>
                 <w:sz w:val="18"/>
               </w:rPr>
+            </w:r>
+          </w:p>
+        </w:tc>
+      </w:tr>
+      <w:tr>
+        <w:tc>
+          <w:tcPr>
+            <w:tcW w:type="dxa" w:w="2016"/>
+          </w:tcPr>
+          <w:p>
+            <w:r>
+              <w:rPr>
+                <w:sz w:val="18"/>
+              </w:rPr>
+            </w:r>
+            <w:r>
+              <w:rPr>
+                <w:sz w:val="18"/>
+              </w:rPr>
+              <w:t>7</w:t>
             </w:r>
           </w:p>
         </w:tc>
         <w:tc>
           <w:tcPr>
-            <w:tcW w:type="dxa" w:w="1568"/>
+            <w:tcW w:type="dxa" w:w="2016"/>
           </w:tcPr>
           <w:p>
             <w:r>
@@ -2067,7 +1915,515 @@
         </w:tc>
         <w:tc>
           <w:tcPr>
-            <w:tcW w:type="dxa" w:w="1568"/>
+            <w:tcW w:type="dxa" w:w="2016"/>
+          </w:tcPr>
+          <w:p>
+            <w:r>
+              <w:rPr>
+                <w:sz w:val="18"/>
+              </w:rPr>
+            </w:r>
+          </w:p>
+        </w:tc>
+        <w:tc>
+          <w:tcPr>
+            <w:tcW w:type="dxa" w:w="2016"/>
+          </w:tcPr>
+          <w:p>
+            <w:r>
+              <w:rPr>
+                <w:sz w:val="18"/>
+              </w:rPr>
+            </w:r>
+          </w:p>
+        </w:tc>
+        <w:tc>
+          <w:tcPr>
+            <w:tcW w:type="dxa" w:w="2016"/>
+          </w:tcPr>
+          <w:p>
+            <w:r>
+              <w:rPr>
+                <w:sz w:val="18"/>
+              </w:rPr>
+            </w:r>
+          </w:p>
+        </w:tc>
+        <w:tc>
+          <w:tcPr>
+            <w:tcW w:type="dxa" w:w="2016"/>
+          </w:tcPr>
+          <w:p>
+            <w:r>
+              <w:rPr>
+                <w:sz w:val="18"/>
+              </w:rPr>
+            </w:r>
+          </w:p>
+        </w:tc>
+        <w:tc>
+          <w:tcPr>
+            <w:tcW w:type="dxa" w:w="2016"/>
+          </w:tcPr>
+          <w:p>
+            <w:r>
+              <w:rPr>
+                <w:sz w:val="18"/>
+              </w:rPr>
+            </w:r>
+          </w:p>
+        </w:tc>
+      </w:tr>
+      <w:tr>
+        <w:tc>
+          <w:tcPr>
+            <w:tcW w:type="dxa" w:w="2016"/>
+          </w:tcPr>
+          <w:p>
+            <w:r>
+              <w:rPr>
+                <w:sz w:val="18"/>
+              </w:rPr>
+            </w:r>
+            <w:r>
+              <w:rPr>
+                <w:sz w:val="18"/>
+              </w:rPr>
+              <w:t>8</w:t>
+            </w:r>
+          </w:p>
+        </w:tc>
+        <w:tc>
+          <w:tcPr>
+            <w:tcW w:type="dxa" w:w="2016"/>
+          </w:tcPr>
+          <w:p>
+            <w:r>
+              <w:rPr>
+                <w:sz w:val="18"/>
+              </w:rPr>
+            </w:r>
+          </w:p>
+        </w:tc>
+        <w:tc>
+          <w:tcPr>
+            <w:tcW w:type="dxa" w:w="2016"/>
+          </w:tcPr>
+          <w:p>
+            <w:r>
+              <w:rPr>
+                <w:sz w:val="18"/>
+              </w:rPr>
+            </w:r>
+          </w:p>
+        </w:tc>
+        <w:tc>
+          <w:tcPr>
+            <w:tcW w:type="dxa" w:w="2016"/>
+          </w:tcPr>
+          <w:p>
+            <w:r>
+              <w:rPr>
+                <w:sz w:val="18"/>
+              </w:rPr>
+            </w:r>
+          </w:p>
+        </w:tc>
+        <w:tc>
+          <w:tcPr>
+            <w:tcW w:type="dxa" w:w="2016"/>
+          </w:tcPr>
+          <w:p>
+            <w:r>
+              <w:rPr>
+                <w:sz w:val="18"/>
+              </w:rPr>
+            </w:r>
+          </w:p>
+        </w:tc>
+        <w:tc>
+          <w:tcPr>
+            <w:tcW w:type="dxa" w:w="2016"/>
+          </w:tcPr>
+          <w:p>
+            <w:r>
+              <w:rPr>
+                <w:sz w:val="18"/>
+              </w:rPr>
+            </w:r>
+          </w:p>
+        </w:tc>
+        <w:tc>
+          <w:tcPr>
+            <w:tcW w:type="dxa" w:w="2016"/>
+          </w:tcPr>
+          <w:p>
+            <w:r>
+              <w:rPr>
+                <w:sz w:val="18"/>
+              </w:rPr>
+            </w:r>
+          </w:p>
+        </w:tc>
+      </w:tr>
+      <w:tr>
+        <w:tc>
+          <w:tcPr>
+            <w:tcW w:type="dxa" w:w="2016"/>
+          </w:tcPr>
+          <w:p>
+            <w:r>
+              <w:rPr>
+                <w:sz w:val="18"/>
+              </w:rPr>
+            </w:r>
+            <w:r>
+              <w:rPr>
+                <w:sz w:val="18"/>
+              </w:rPr>
+              <w:t>9</w:t>
+            </w:r>
+          </w:p>
+        </w:tc>
+        <w:tc>
+          <w:tcPr>
+            <w:tcW w:type="dxa" w:w="2016"/>
+          </w:tcPr>
+          <w:p>
+            <w:r>
+              <w:rPr>
+                <w:sz w:val="18"/>
+              </w:rPr>
+            </w:r>
+          </w:p>
+        </w:tc>
+        <w:tc>
+          <w:tcPr>
+            <w:tcW w:type="dxa" w:w="2016"/>
+          </w:tcPr>
+          <w:p>
+            <w:r>
+              <w:rPr>
+                <w:sz w:val="18"/>
+              </w:rPr>
+            </w:r>
+          </w:p>
+        </w:tc>
+        <w:tc>
+          <w:tcPr>
+            <w:tcW w:type="dxa" w:w="2016"/>
+          </w:tcPr>
+          <w:p>
+            <w:r>
+              <w:rPr>
+                <w:sz w:val="18"/>
+              </w:rPr>
+            </w:r>
+          </w:p>
+        </w:tc>
+        <w:tc>
+          <w:tcPr>
+            <w:tcW w:type="dxa" w:w="2016"/>
+          </w:tcPr>
+          <w:p>
+            <w:r>
+              <w:rPr>
+                <w:sz w:val="18"/>
+              </w:rPr>
+            </w:r>
+          </w:p>
+        </w:tc>
+        <w:tc>
+          <w:tcPr>
+            <w:tcW w:type="dxa" w:w="2016"/>
+          </w:tcPr>
+          <w:p>
+            <w:r>
+              <w:rPr>
+                <w:sz w:val="18"/>
+              </w:rPr>
+            </w:r>
+          </w:p>
+        </w:tc>
+        <w:tc>
+          <w:tcPr>
+            <w:tcW w:type="dxa" w:w="2016"/>
+          </w:tcPr>
+          <w:p>
+            <w:r>
+              <w:rPr>
+                <w:sz w:val="18"/>
+              </w:rPr>
+            </w:r>
+          </w:p>
+        </w:tc>
+      </w:tr>
+      <w:tr>
+        <w:tc>
+          <w:tcPr>
+            <w:tcW w:type="dxa" w:w="2016"/>
+          </w:tcPr>
+          <w:p>
+            <w:r>
+              <w:rPr>
+                <w:sz w:val="18"/>
+              </w:rPr>
+            </w:r>
+            <w:r>
+              <w:rPr>
+                <w:sz w:val="18"/>
+              </w:rPr>
+              <w:t>10</w:t>
+            </w:r>
+          </w:p>
+        </w:tc>
+        <w:tc>
+          <w:tcPr>
+            <w:tcW w:type="dxa" w:w="2016"/>
+          </w:tcPr>
+          <w:p>
+            <w:r>
+              <w:rPr>
+                <w:sz w:val="18"/>
+              </w:rPr>
+            </w:r>
+          </w:p>
+        </w:tc>
+        <w:tc>
+          <w:tcPr>
+            <w:tcW w:type="dxa" w:w="2016"/>
+          </w:tcPr>
+          <w:p>
+            <w:r>
+              <w:rPr>
+                <w:sz w:val="18"/>
+              </w:rPr>
+            </w:r>
+          </w:p>
+        </w:tc>
+        <w:tc>
+          <w:tcPr>
+            <w:tcW w:type="dxa" w:w="2016"/>
+          </w:tcPr>
+          <w:p>
+            <w:r>
+              <w:rPr>
+                <w:sz w:val="18"/>
+              </w:rPr>
+            </w:r>
+          </w:p>
+        </w:tc>
+        <w:tc>
+          <w:tcPr>
+            <w:tcW w:type="dxa" w:w="2016"/>
+          </w:tcPr>
+          <w:p>
+            <w:r>
+              <w:rPr>
+                <w:sz w:val="18"/>
+              </w:rPr>
+            </w:r>
+          </w:p>
+        </w:tc>
+        <w:tc>
+          <w:tcPr>
+            <w:tcW w:type="dxa" w:w="2016"/>
+          </w:tcPr>
+          <w:p>
+            <w:r>
+              <w:rPr>
+                <w:sz w:val="18"/>
+              </w:rPr>
+            </w:r>
+          </w:p>
+        </w:tc>
+        <w:tc>
+          <w:tcPr>
+            <w:tcW w:type="dxa" w:w="2016"/>
+          </w:tcPr>
+          <w:p>
+            <w:r>
+              <w:rPr>
+                <w:sz w:val="18"/>
+              </w:rPr>
+            </w:r>
+          </w:p>
+        </w:tc>
+      </w:tr>
+      <w:tr>
+        <w:tc>
+          <w:tcPr>
+            <w:tcW w:type="dxa" w:w="2016"/>
+          </w:tcPr>
+          <w:p>
+            <w:r>
+              <w:rPr>
+                <w:sz w:val="18"/>
+              </w:rPr>
+            </w:r>
+            <w:r>
+              <w:rPr>
+                <w:sz w:val="18"/>
+              </w:rPr>
+              <w:t>11</w:t>
+            </w:r>
+          </w:p>
+        </w:tc>
+        <w:tc>
+          <w:tcPr>
+            <w:tcW w:type="dxa" w:w="2016"/>
+          </w:tcPr>
+          <w:p>
+            <w:r>
+              <w:rPr>
+                <w:sz w:val="18"/>
+              </w:rPr>
+            </w:r>
+          </w:p>
+        </w:tc>
+        <w:tc>
+          <w:tcPr>
+            <w:tcW w:type="dxa" w:w="2016"/>
+          </w:tcPr>
+          <w:p>
+            <w:r>
+              <w:rPr>
+                <w:sz w:val="18"/>
+              </w:rPr>
+            </w:r>
+          </w:p>
+        </w:tc>
+        <w:tc>
+          <w:tcPr>
+            <w:tcW w:type="dxa" w:w="2016"/>
+          </w:tcPr>
+          <w:p>
+            <w:r>
+              <w:rPr>
+                <w:sz w:val="18"/>
+              </w:rPr>
+            </w:r>
+          </w:p>
+        </w:tc>
+        <w:tc>
+          <w:tcPr>
+            <w:tcW w:type="dxa" w:w="2016"/>
+          </w:tcPr>
+          <w:p>
+            <w:r>
+              <w:rPr>
+                <w:sz w:val="18"/>
+              </w:rPr>
+            </w:r>
+          </w:p>
+        </w:tc>
+        <w:tc>
+          <w:tcPr>
+            <w:tcW w:type="dxa" w:w="2016"/>
+          </w:tcPr>
+          <w:p>
+            <w:r>
+              <w:rPr>
+                <w:sz w:val="18"/>
+              </w:rPr>
+            </w:r>
+          </w:p>
+        </w:tc>
+        <w:tc>
+          <w:tcPr>
+            <w:tcW w:type="dxa" w:w="2016"/>
+          </w:tcPr>
+          <w:p>
+            <w:r>
+              <w:rPr>
+                <w:sz w:val="18"/>
+              </w:rPr>
+            </w:r>
+          </w:p>
+        </w:tc>
+      </w:tr>
+      <w:tr>
+        <w:tc>
+          <w:tcPr>
+            <w:tcW w:type="dxa" w:w="2016"/>
+          </w:tcPr>
+          <w:p>
+            <w:r>
+              <w:rPr>
+                <w:sz w:val="18"/>
+              </w:rPr>
+            </w:r>
+            <w:r>
+              <w:rPr>
+                <w:sz w:val="18"/>
+              </w:rPr>
+              <w:t>12</w:t>
+            </w:r>
+          </w:p>
+        </w:tc>
+        <w:tc>
+          <w:tcPr>
+            <w:tcW w:type="dxa" w:w="2016"/>
+          </w:tcPr>
+          <w:p>
+            <w:r>
+              <w:rPr>
+                <w:sz w:val="18"/>
+              </w:rPr>
+            </w:r>
+          </w:p>
+        </w:tc>
+        <w:tc>
+          <w:tcPr>
+            <w:tcW w:type="dxa" w:w="2016"/>
+          </w:tcPr>
+          <w:p>
+            <w:r>
+              <w:rPr>
+                <w:sz w:val="18"/>
+              </w:rPr>
+            </w:r>
+          </w:p>
+        </w:tc>
+        <w:tc>
+          <w:tcPr>
+            <w:tcW w:type="dxa" w:w="2016"/>
+          </w:tcPr>
+          <w:p>
+            <w:r>
+              <w:rPr>
+                <w:sz w:val="18"/>
+              </w:rPr>
+            </w:r>
+          </w:p>
+        </w:tc>
+        <w:tc>
+          <w:tcPr>
+            <w:tcW w:type="dxa" w:w="2016"/>
+          </w:tcPr>
+          <w:p>
+            <w:r>
+              <w:rPr>
+                <w:sz w:val="18"/>
+              </w:rPr>
+            </w:r>
+          </w:p>
+        </w:tc>
+        <w:tc>
+          <w:tcPr>
+            <w:tcW w:type="dxa" w:w="2016"/>
+          </w:tcPr>
+          <w:p>
+            <w:r>
+              <w:rPr>
+                <w:sz w:val="18"/>
+              </w:rPr>
+            </w:r>
+          </w:p>
+        </w:tc>
+        <w:tc>
+          <w:tcPr>
+            <w:tcW w:type="dxa" w:w="2016"/>
           </w:tcPr>
           <w:p>
             <w:r>
@@ -2085,10 +2441,10 @@
         <w:rPr>
           <w:b/>
         </w:rPr>
-        <w:t>Part 3 — Three witnesses, five attributes.</w:t>
+        <w:t>Part 2 — Extraction verification.</w:t>
       </w:r>
       <w:r>
-        <w:t xml:space="preserve"> Verdict: both agree · AI only · survey only · neither supported · no aggregate data.</w:t>
+        <w:t xml:space="preserve"> Eight fields per paper (F1 citation · F2 question · F3 sample/n · F4 LLM role + model · F5 validity check · F6 headline number · F7 limitation · F8 where validity fell). Status: Verified · Corrected · Not in paper.</w:t>
       </w:r>
     </w:p>
     <w:tbl>
@@ -2098,16 +2454,18 @@
         <w:tblLook w:firstColumn="1" w:firstRow="1" w:lastColumn="0" w:lastRow="0" w:noHBand="0" w:noVBand="1" w:val="04A0"/>
       </w:tblPr>
       <w:tblGrid>
-        <w:gridCol w:w="2822"/>
-        <w:gridCol w:w="2822"/>
-        <w:gridCol w:w="2822"/>
-        <w:gridCol w:w="2822"/>
-        <w:gridCol w:w="2822"/>
+        <w:gridCol w:w="2016"/>
+        <w:gridCol w:w="2016"/>
+        <w:gridCol w:w="2016"/>
+        <w:gridCol w:w="2016"/>
+        <w:gridCol w:w="2016"/>
+        <w:gridCol w:w="2016"/>
+        <w:gridCol w:w="2016"/>
       </w:tblGrid>
       <w:tr>
         <w:tc>
           <w:tcPr>
-            <w:tcW w:type="dxa" w:w="2822"/>
+            <w:tcW w:type="dxa" w:w="2016"/>
           </w:tcPr>
           <w:p>
             <w:r>
@@ -2121,13 +2479,13 @@
                 <w:b/>
                 <w:sz w:val="18"/>
               </w:rPr>
-              <w:t>Attribute</w:t>
+              <w:t>Paper</w:t>
             </w:r>
           </w:p>
         </w:tc>
         <w:tc>
           <w:tcPr>
-            <w:tcW w:type="dxa" w:w="2822"/>
+            <w:tcW w:type="dxa" w:w="2016"/>
           </w:tcPr>
           <w:p>
             <w:r>
@@ -2141,13 +2499,13 @@
                 <w:b/>
                 <w:sz w:val="18"/>
               </w:rPr>
-              <w:t>Industry-data ordering (source row #)</w:t>
+              <w:t>Field</w:t>
             </w:r>
           </w:p>
         </w:tc>
         <w:tc>
           <w:tcPr>
-            <w:tcW w:type="dxa" w:w="2822"/>
+            <w:tcW w:type="dxa" w:w="2016"/>
           </w:tcPr>
           <w:p>
             <w:r>
@@ -2161,13 +2519,13 @@
                 <w:b/>
                 <w:sz w:val="18"/>
               </w:rPr>
-              <w:t>AI-panel ordering</w:t>
+              <w:t>Run 1 value (quote, page)</w:t>
             </w:r>
           </w:p>
         </w:tc>
         <w:tc>
           <w:tcPr>
-            <w:tcW w:type="dxa" w:w="2822"/>
+            <w:tcW w:type="dxa" w:w="2016"/>
           </w:tcPr>
           <w:p>
             <w:r>
@@ -2181,13 +2539,13 @@
                 <w:b/>
                 <w:sz w:val="18"/>
               </w:rPr>
-              <w:t>Survey ordering (n = )</w:t>
+              <w:t>Run 2 value (quote, page)</w:t>
             </w:r>
           </w:p>
         </w:tc>
         <w:tc>
           <w:tcPr>
-            <w:tcW w:type="dxa" w:w="2822"/>
+            <w:tcW w:type="dxa" w:w="2016"/>
           </w:tcPr>
           <w:p>
             <w:r>
@@ -2201,7 +2559,47 @@
                 <w:b/>
                 <w:sz w:val="18"/>
               </w:rPr>
-              <w:t>Verdict</w:t>
+              <w:t>Runs agree?</w:t>
+            </w:r>
+          </w:p>
+        </w:tc>
+        <w:tc>
+          <w:tcPr>
+            <w:tcW w:type="dxa" w:w="2016"/>
+          </w:tcPr>
+          <w:p>
+            <w:r>
+              <w:rPr>
+                <w:b/>
+                <w:sz w:val="18"/>
+              </w:rPr>
+            </w:r>
+            <w:r>
+              <w:rPr>
+                <w:b/>
+                <w:sz w:val="18"/>
+              </w:rPr>
+              <w:t>Status</w:t>
+            </w:r>
+          </w:p>
+        </w:tc>
+        <w:tc>
+          <w:tcPr>
+            <w:tcW w:type="dxa" w:w="2016"/>
+          </w:tcPr>
+          <w:p>
+            <w:r>
+              <w:rPr>
+                <w:b/>
+                <w:sz w:val="18"/>
+              </w:rPr>
+            </w:r>
+            <w:r>
+              <w:rPr>
+                <w:b/>
+                <w:sz w:val="18"/>
+              </w:rPr>
+              <w:t>Verified value + page</w:t>
             </w:r>
           </w:p>
         </w:tc>
@@ -2209,7 +2607,7 @@
       <w:tr>
         <w:tc>
           <w:tcPr>
-            <w:tcW w:type="dxa" w:w="2822"/>
+            <w:tcW w:type="dxa" w:w="2016"/>
           </w:tcPr>
           <w:p>
             <w:r>
@@ -2221,25 +2619,31 @@
               <w:rPr>
                 <w:sz w:val="18"/>
               </w:rPr>
-              <w:t>1.</w:t>
+              <w:t>Li et al. 2024</w:t>
             </w:r>
           </w:p>
         </w:tc>
         <w:tc>
           <w:tcPr>
-            <w:tcW w:type="dxa" w:w="2822"/>
+            <w:tcW w:type="dxa" w:w="2016"/>
           </w:tcPr>
           <w:p>
             <w:r>
               <w:rPr>
                 <w:sz w:val="18"/>
               </w:rPr>
+            </w:r>
+            <w:r>
+              <w:rPr>
+                <w:sz w:val="18"/>
+              </w:rPr>
+              <w:t>F1</w:t>
             </w:r>
           </w:p>
         </w:tc>
         <w:tc>
           <w:tcPr>
-            <w:tcW w:type="dxa" w:w="2822"/>
+            <w:tcW w:type="dxa" w:w="2016"/>
           </w:tcPr>
           <w:p>
             <w:r>
@@ -2251,7 +2655,7 @@
         </w:tc>
         <w:tc>
           <w:tcPr>
-            <w:tcW w:type="dxa" w:w="2822"/>
+            <w:tcW w:type="dxa" w:w="2016"/>
           </w:tcPr>
           <w:p>
             <w:r>
@@ -2263,7 +2667,31 @@
         </w:tc>
         <w:tc>
           <w:tcPr>
-            <w:tcW w:type="dxa" w:w="2822"/>
+            <w:tcW w:type="dxa" w:w="2016"/>
+          </w:tcPr>
+          <w:p>
+            <w:r>
+              <w:rPr>
+                <w:sz w:val="18"/>
+              </w:rPr>
+            </w:r>
+          </w:p>
+        </w:tc>
+        <w:tc>
+          <w:tcPr>
+            <w:tcW w:type="dxa" w:w="2016"/>
+          </w:tcPr>
+          <w:p>
+            <w:r>
+              <w:rPr>
+                <w:sz w:val="18"/>
+              </w:rPr>
+            </w:r>
+          </w:p>
+        </w:tc>
+        <w:tc>
+          <w:tcPr>
+            <w:tcW w:type="dxa" w:w="2016"/>
           </w:tcPr>
           <w:p>
             <w:r>
@@ -2277,7 +2705,7 @@
       <w:tr>
         <w:tc>
           <w:tcPr>
-            <w:tcW w:type="dxa" w:w="2822"/>
+            <w:tcW w:type="dxa" w:w="2016"/>
           </w:tcPr>
           <w:p>
             <w:r>
@@ -2289,25 +2717,31 @@
               <w:rPr>
                 <w:sz w:val="18"/>
               </w:rPr>
-              <w:t>2.</w:t>
+              <w:t>Li et al. 2024</w:t>
             </w:r>
           </w:p>
         </w:tc>
         <w:tc>
           <w:tcPr>
-            <w:tcW w:type="dxa" w:w="2822"/>
+            <w:tcW w:type="dxa" w:w="2016"/>
           </w:tcPr>
           <w:p>
             <w:r>
               <w:rPr>
                 <w:sz w:val="18"/>
               </w:rPr>
+            </w:r>
+            <w:r>
+              <w:rPr>
+                <w:sz w:val="18"/>
+              </w:rPr>
+              <w:t>F2</w:t>
             </w:r>
           </w:p>
         </w:tc>
         <w:tc>
           <w:tcPr>
-            <w:tcW w:type="dxa" w:w="2822"/>
+            <w:tcW w:type="dxa" w:w="2016"/>
           </w:tcPr>
           <w:p>
             <w:r>
@@ -2319,7 +2753,7 @@
         </w:tc>
         <w:tc>
           <w:tcPr>
-            <w:tcW w:type="dxa" w:w="2822"/>
+            <w:tcW w:type="dxa" w:w="2016"/>
           </w:tcPr>
           <w:p>
             <w:r>
@@ -2331,7 +2765,31 @@
         </w:tc>
         <w:tc>
           <w:tcPr>
-            <w:tcW w:type="dxa" w:w="2822"/>
+            <w:tcW w:type="dxa" w:w="2016"/>
+          </w:tcPr>
+          <w:p>
+            <w:r>
+              <w:rPr>
+                <w:sz w:val="18"/>
+              </w:rPr>
+            </w:r>
+          </w:p>
+        </w:tc>
+        <w:tc>
+          <w:tcPr>
+            <w:tcW w:type="dxa" w:w="2016"/>
+          </w:tcPr>
+          <w:p>
+            <w:r>
+              <w:rPr>
+                <w:sz w:val="18"/>
+              </w:rPr>
+            </w:r>
+          </w:p>
+        </w:tc>
+        <w:tc>
+          <w:tcPr>
+            <w:tcW w:type="dxa" w:w="2016"/>
           </w:tcPr>
           <w:p>
             <w:r>
@@ -2345,7 +2803,7 @@
       <w:tr>
         <w:tc>
           <w:tcPr>
-            <w:tcW w:type="dxa" w:w="2822"/>
+            <w:tcW w:type="dxa" w:w="2016"/>
           </w:tcPr>
           <w:p>
             <w:r>
@@ -2357,25 +2815,31 @@
               <w:rPr>
                 <w:sz w:val="18"/>
               </w:rPr>
-              <w:t>3.</w:t>
+              <w:t>Li et al. 2024</w:t>
             </w:r>
           </w:p>
         </w:tc>
         <w:tc>
           <w:tcPr>
-            <w:tcW w:type="dxa" w:w="2822"/>
+            <w:tcW w:type="dxa" w:w="2016"/>
           </w:tcPr>
           <w:p>
             <w:r>
               <w:rPr>
                 <w:sz w:val="18"/>
               </w:rPr>
+            </w:r>
+            <w:r>
+              <w:rPr>
+                <w:sz w:val="18"/>
+              </w:rPr>
+              <w:t>F3</w:t>
             </w:r>
           </w:p>
         </w:tc>
         <w:tc>
           <w:tcPr>
-            <w:tcW w:type="dxa" w:w="2822"/>
+            <w:tcW w:type="dxa" w:w="2016"/>
           </w:tcPr>
           <w:p>
             <w:r>
@@ -2387,7 +2851,7 @@
         </w:tc>
         <w:tc>
           <w:tcPr>
-            <w:tcW w:type="dxa" w:w="2822"/>
+            <w:tcW w:type="dxa" w:w="2016"/>
           </w:tcPr>
           <w:p>
             <w:r>
@@ -2399,7 +2863,31 @@
         </w:tc>
         <w:tc>
           <w:tcPr>
-            <w:tcW w:type="dxa" w:w="2822"/>
+            <w:tcW w:type="dxa" w:w="2016"/>
+          </w:tcPr>
+          <w:p>
+            <w:r>
+              <w:rPr>
+                <w:sz w:val="18"/>
+              </w:rPr>
+            </w:r>
+          </w:p>
+        </w:tc>
+        <w:tc>
+          <w:tcPr>
+            <w:tcW w:type="dxa" w:w="2016"/>
+          </w:tcPr>
+          <w:p>
+            <w:r>
+              <w:rPr>
+                <w:sz w:val="18"/>
+              </w:rPr>
+            </w:r>
+          </w:p>
+        </w:tc>
+        <w:tc>
+          <w:tcPr>
+            <w:tcW w:type="dxa" w:w="2016"/>
           </w:tcPr>
           <w:p>
             <w:r>
@@ -2413,7 +2901,7 @@
       <w:tr>
         <w:tc>
           <w:tcPr>
-            <w:tcW w:type="dxa" w:w="2822"/>
+            <w:tcW w:type="dxa" w:w="2016"/>
           </w:tcPr>
           <w:p>
             <w:r>
@@ -2425,25 +2913,31 @@
               <w:rPr>
                 <w:sz w:val="18"/>
               </w:rPr>
-              <w:t>4.</w:t>
+              <w:t>Li et al. 2024</w:t>
             </w:r>
           </w:p>
         </w:tc>
         <w:tc>
           <w:tcPr>
-            <w:tcW w:type="dxa" w:w="2822"/>
+            <w:tcW w:type="dxa" w:w="2016"/>
           </w:tcPr>
           <w:p>
             <w:r>
               <w:rPr>
                 <w:sz w:val="18"/>
               </w:rPr>
+            </w:r>
+            <w:r>
+              <w:rPr>
+                <w:sz w:val="18"/>
+              </w:rPr>
+              <w:t>F4</w:t>
             </w:r>
           </w:p>
         </w:tc>
         <w:tc>
           <w:tcPr>
-            <w:tcW w:type="dxa" w:w="2822"/>
+            <w:tcW w:type="dxa" w:w="2016"/>
           </w:tcPr>
           <w:p>
             <w:r>
@@ -2455,7 +2949,7 @@
         </w:tc>
         <w:tc>
           <w:tcPr>
-            <w:tcW w:type="dxa" w:w="2822"/>
+            <w:tcW w:type="dxa" w:w="2016"/>
           </w:tcPr>
           <w:p>
             <w:r>
@@ -2467,7 +2961,31 @@
         </w:tc>
         <w:tc>
           <w:tcPr>
-            <w:tcW w:type="dxa" w:w="2822"/>
+            <w:tcW w:type="dxa" w:w="2016"/>
+          </w:tcPr>
+          <w:p>
+            <w:r>
+              <w:rPr>
+                <w:sz w:val="18"/>
+              </w:rPr>
+            </w:r>
+          </w:p>
+        </w:tc>
+        <w:tc>
+          <w:tcPr>
+            <w:tcW w:type="dxa" w:w="2016"/>
+          </w:tcPr>
+          <w:p>
+            <w:r>
+              <w:rPr>
+                <w:sz w:val="18"/>
+              </w:rPr>
+            </w:r>
+          </w:p>
+        </w:tc>
+        <w:tc>
+          <w:tcPr>
+            <w:tcW w:type="dxa" w:w="2016"/>
           </w:tcPr>
           <w:p>
             <w:r>
@@ -2481,7 +2999,7 @@
       <w:tr>
         <w:tc>
           <w:tcPr>
-            <w:tcW w:type="dxa" w:w="2822"/>
+            <w:tcW w:type="dxa" w:w="2016"/>
           </w:tcPr>
           <w:p>
             <w:r>
@@ -2493,25 +3011,31 @@
               <w:rPr>
                 <w:sz w:val="18"/>
               </w:rPr>
-              <w:t>5.</w:t>
+              <w:t>Li et al. 2024</w:t>
             </w:r>
           </w:p>
         </w:tc>
         <w:tc>
           <w:tcPr>
-            <w:tcW w:type="dxa" w:w="2822"/>
+            <w:tcW w:type="dxa" w:w="2016"/>
           </w:tcPr>
           <w:p>
             <w:r>
               <w:rPr>
                 <w:sz w:val="18"/>
               </w:rPr>
+            </w:r>
+            <w:r>
+              <w:rPr>
+                <w:sz w:val="18"/>
+              </w:rPr>
+              <w:t>F5</w:t>
             </w:r>
           </w:p>
         </w:tc>
         <w:tc>
           <w:tcPr>
-            <w:tcW w:type="dxa" w:w="2822"/>
+            <w:tcW w:type="dxa" w:w="2016"/>
           </w:tcPr>
           <w:p>
             <w:r>
@@ -2523,7 +3047,7 @@
         </w:tc>
         <w:tc>
           <w:tcPr>
-            <w:tcW w:type="dxa" w:w="2822"/>
+            <w:tcW w:type="dxa" w:w="2016"/>
           </w:tcPr>
           <w:p>
             <w:r>
@@ -2535,13 +3059,993 @@
         </w:tc>
         <w:tc>
           <w:tcPr>
-            <w:tcW w:type="dxa" w:w="2822"/>
+            <w:tcW w:type="dxa" w:w="2016"/>
           </w:tcPr>
           <w:p>
             <w:r>
               <w:rPr>
                 <w:sz w:val="18"/>
               </w:rPr>
+            </w:r>
+          </w:p>
+        </w:tc>
+        <w:tc>
+          <w:tcPr>
+            <w:tcW w:type="dxa" w:w="2016"/>
+          </w:tcPr>
+          <w:p>
+            <w:r>
+              <w:rPr>
+                <w:sz w:val="18"/>
+              </w:rPr>
+            </w:r>
+          </w:p>
+        </w:tc>
+        <w:tc>
+          <w:tcPr>
+            <w:tcW w:type="dxa" w:w="2016"/>
+          </w:tcPr>
+          <w:p>
+            <w:r>
+              <w:rPr>
+                <w:sz w:val="18"/>
+              </w:rPr>
+            </w:r>
+          </w:p>
+        </w:tc>
+      </w:tr>
+      <w:tr>
+        <w:tc>
+          <w:tcPr>
+            <w:tcW w:type="dxa" w:w="2016"/>
+          </w:tcPr>
+          <w:p>
+            <w:r>
+              <w:rPr>
+                <w:sz w:val="18"/>
+              </w:rPr>
+            </w:r>
+            <w:r>
+              <w:rPr>
+                <w:sz w:val="18"/>
+              </w:rPr>
+              <w:t>Li et al. 2024</w:t>
+            </w:r>
+          </w:p>
+        </w:tc>
+        <w:tc>
+          <w:tcPr>
+            <w:tcW w:type="dxa" w:w="2016"/>
+          </w:tcPr>
+          <w:p>
+            <w:r>
+              <w:rPr>
+                <w:sz w:val="18"/>
+              </w:rPr>
+            </w:r>
+            <w:r>
+              <w:rPr>
+                <w:sz w:val="18"/>
+              </w:rPr>
+              <w:t>F6</w:t>
+            </w:r>
+          </w:p>
+        </w:tc>
+        <w:tc>
+          <w:tcPr>
+            <w:tcW w:type="dxa" w:w="2016"/>
+          </w:tcPr>
+          <w:p>
+            <w:r>
+              <w:rPr>
+                <w:sz w:val="18"/>
+              </w:rPr>
+            </w:r>
+          </w:p>
+        </w:tc>
+        <w:tc>
+          <w:tcPr>
+            <w:tcW w:type="dxa" w:w="2016"/>
+          </w:tcPr>
+          <w:p>
+            <w:r>
+              <w:rPr>
+                <w:sz w:val="18"/>
+              </w:rPr>
+            </w:r>
+          </w:p>
+        </w:tc>
+        <w:tc>
+          <w:tcPr>
+            <w:tcW w:type="dxa" w:w="2016"/>
+          </w:tcPr>
+          <w:p>
+            <w:r>
+              <w:rPr>
+                <w:sz w:val="18"/>
+              </w:rPr>
+            </w:r>
+          </w:p>
+        </w:tc>
+        <w:tc>
+          <w:tcPr>
+            <w:tcW w:type="dxa" w:w="2016"/>
+          </w:tcPr>
+          <w:p>
+            <w:r>
+              <w:rPr>
+                <w:sz w:val="18"/>
+              </w:rPr>
+            </w:r>
+          </w:p>
+        </w:tc>
+        <w:tc>
+          <w:tcPr>
+            <w:tcW w:type="dxa" w:w="2016"/>
+          </w:tcPr>
+          <w:p>
+            <w:r>
+              <w:rPr>
+                <w:sz w:val="18"/>
+              </w:rPr>
+            </w:r>
+          </w:p>
+        </w:tc>
+      </w:tr>
+      <w:tr>
+        <w:tc>
+          <w:tcPr>
+            <w:tcW w:type="dxa" w:w="2016"/>
+          </w:tcPr>
+          <w:p>
+            <w:r>
+              <w:rPr>
+                <w:sz w:val="18"/>
+              </w:rPr>
+            </w:r>
+            <w:r>
+              <w:rPr>
+                <w:sz w:val="18"/>
+              </w:rPr>
+              <w:t>Li et al. 2024</w:t>
+            </w:r>
+          </w:p>
+        </w:tc>
+        <w:tc>
+          <w:tcPr>
+            <w:tcW w:type="dxa" w:w="2016"/>
+          </w:tcPr>
+          <w:p>
+            <w:r>
+              <w:rPr>
+                <w:sz w:val="18"/>
+              </w:rPr>
+            </w:r>
+            <w:r>
+              <w:rPr>
+                <w:sz w:val="18"/>
+              </w:rPr>
+              <w:t>F7</w:t>
+            </w:r>
+          </w:p>
+        </w:tc>
+        <w:tc>
+          <w:tcPr>
+            <w:tcW w:type="dxa" w:w="2016"/>
+          </w:tcPr>
+          <w:p>
+            <w:r>
+              <w:rPr>
+                <w:sz w:val="18"/>
+              </w:rPr>
+            </w:r>
+          </w:p>
+        </w:tc>
+        <w:tc>
+          <w:tcPr>
+            <w:tcW w:type="dxa" w:w="2016"/>
+          </w:tcPr>
+          <w:p>
+            <w:r>
+              <w:rPr>
+                <w:sz w:val="18"/>
+              </w:rPr>
+            </w:r>
+          </w:p>
+        </w:tc>
+        <w:tc>
+          <w:tcPr>
+            <w:tcW w:type="dxa" w:w="2016"/>
+          </w:tcPr>
+          <w:p>
+            <w:r>
+              <w:rPr>
+                <w:sz w:val="18"/>
+              </w:rPr>
+            </w:r>
+          </w:p>
+        </w:tc>
+        <w:tc>
+          <w:tcPr>
+            <w:tcW w:type="dxa" w:w="2016"/>
+          </w:tcPr>
+          <w:p>
+            <w:r>
+              <w:rPr>
+                <w:sz w:val="18"/>
+              </w:rPr>
+            </w:r>
+          </w:p>
+        </w:tc>
+        <w:tc>
+          <w:tcPr>
+            <w:tcW w:type="dxa" w:w="2016"/>
+          </w:tcPr>
+          <w:p>
+            <w:r>
+              <w:rPr>
+                <w:sz w:val="18"/>
+              </w:rPr>
+            </w:r>
+          </w:p>
+        </w:tc>
+      </w:tr>
+      <w:tr>
+        <w:tc>
+          <w:tcPr>
+            <w:tcW w:type="dxa" w:w="2016"/>
+          </w:tcPr>
+          <w:p>
+            <w:r>
+              <w:rPr>
+                <w:sz w:val="18"/>
+              </w:rPr>
+            </w:r>
+            <w:r>
+              <w:rPr>
+                <w:sz w:val="18"/>
+              </w:rPr>
+              <w:t>Li et al. 2024</w:t>
+            </w:r>
+          </w:p>
+        </w:tc>
+        <w:tc>
+          <w:tcPr>
+            <w:tcW w:type="dxa" w:w="2016"/>
+          </w:tcPr>
+          <w:p>
+            <w:r>
+              <w:rPr>
+                <w:sz w:val="18"/>
+              </w:rPr>
+            </w:r>
+            <w:r>
+              <w:rPr>
+                <w:sz w:val="18"/>
+              </w:rPr>
+              <w:t>F8</w:t>
+            </w:r>
+          </w:p>
+        </w:tc>
+        <w:tc>
+          <w:tcPr>
+            <w:tcW w:type="dxa" w:w="2016"/>
+          </w:tcPr>
+          <w:p>
+            <w:r>
+              <w:rPr>
+                <w:sz w:val="18"/>
+              </w:rPr>
+            </w:r>
+          </w:p>
+        </w:tc>
+        <w:tc>
+          <w:tcPr>
+            <w:tcW w:type="dxa" w:w="2016"/>
+          </w:tcPr>
+          <w:p>
+            <w:r>
+              <w:rPr>
+                <w:sz w:val="18"/>
+              </w:rPr>
+            </w:r>
+          </w:p>
+        </w:tc>
+        <w:tc>
+          <w:tcPr>
+            <w:tcW w:type="dxa" w:w="2016"/>
+          </w:tcPr>
+          <w:p>
+            <w:r>
+              <w:rPr>
+                <w:sz w:val="18"/>
+              </w:rPr>
+            </w:r>
+          </w:p>
+        </w:tc>
+        <w:tc>
+          <w:tcPr>
+            <w:tcW w:type="dxa" w:w="2016"/>
+          </w:tcPr>
+          <w:p>
+            <w:r>
+              <w:rPr>
+                <w:sz w:val="18"/>
+              </w:rPr>
+            </w:r>
+          </w:p>
+        </w:tc>
+        <w:tc>
+          <w:tcPr>
+            <w:tcW w:type="dxa" w:w="2016"/>
+          </w:tcPr>
+          <w:p>
+            <w:r>
+              <w:rPr>
+                <w:sz w:val="18"/>
+              </w:rPr>
+            </w:r>
+          </w:p>
+        </w:tc>
+      </w:tr>
+      <w:tr>
+        <w:tc>
+          <w:tcPr>
+            <w:tcW w:type="dxa" w:w="2016"/>
+          </w:tcPr>
+          <w:p>
+            <w:r>
+              <w:rPr>
+                <w:sz w:val="18"/>
+              </w:rPr>
+            </w:r>
+            <w:r>
+              <w:rPr>
+                <w:sz w:val="18"/>
+              </w:rPr>
+              <w:t>Paper 2</w:t>
+            </w:r>
+          </w:p>
+        </w:tc>
+        <w:tc>
+          <w:tcPr>
+            <w:tcW w:type="dxa" w:w="2016"/>
+          </w:tcPr>
+          <w:p>
+            <w:r>
+              <w:rPr>
+                <w:sz w:val="18"/>
+              </w:rPr>
+            </w:r>
+            <w:r>
+              <w:rPr>
+                <w:sz w:val="18"/>
+              </w:rPr>
+              <w:t>F1–F8 (add rows)</w:t>
+            </w:r>
+          </w:p>
+        </w:tc>
+        <w:tc>
+          <w:tcPr>
+            <w:tcW w:type="dxa" w:w="2016"/>
+          </w:tcPr>
+          <w:p>
+            <w:r>
+              <w:rPr>
+                <w:sz w:val="18"/>
+              </w:rPr>
+            </w:r>
+          </w:p>
+        </w:tc>
+        <w:tc>
+          <w:tcPr>
+            <w:tcW w:type="dxa" w:w="2016"/>
+          </w:tcPr>
+          <w:p>
+            <w:r>
+              <w:rPr>
+                <w:sz w:val="18"/>
+              </w:rPr>
+            </w:r>
+          </w:p>
+        </w:tc>
+        <w:tc>
+          <w:tcPr>
+            <w:tcW w:type="dxa" w:w="2016"/>
+          </w:tcPr>
+          <w:p>
+            <w:r>
+              <w:rPr>
+                <w:sz w:val="18"/>
+              </w:rPr>
+            </w:r>
+          </w:p>
+        </w:tc>
+        <w:tc>
+          <w:tcPr>
+            <w:tcW w:type="dxa" w:w="2016"/>
+          </w:tcPr>
+          <w:p>
+            <w:r>
+              <w:rPr>
+                <w:sz w:val="18"/>
+              </w:rPr>
+            </w:r>
+          </w:p>
+        </w:tc>
+        <w:tc>
+          <w:tcPr>
+            <w:tcW w:type="dxa" w:w="2016"/>
+          </w:tcPr>
+          <w:p>
+            <w:r>
+              <w:rPr>
+                <w:sz w:val="18"/>
+              </w:rPr>
+            </w:r>
+          </w:p>
+        </w:tc>
+      </w:tr>
+      <w:tr>
+        <w:tc>
+          <w:tcPr>
+            <w:tcW w:type="dxa" w:w="2016"/>
+          </w:tcPr>
+          <w:p>
+            <w:r>
+              <w:rPr>
+                <w:sz w:val="18"/>
+              </w:rPr>
+            </w:r>
+            <w:r>
+              <w:rPr>
+                <w:sz w:val="18"/>
+              </w:rPr>
+              <w:t>Paper 3</w:t>
+            </w:r>
+          </w:p>
+        </w:tc>
+        <w:tc>
+          <w:tcPr>
+            <w:tcW w:type="dxa" w:w="2016"/>
+          </w:tcPr>
+          <w:p>
+            <w:r>
+              <w:rPr>
+                <w:sz w:val="18"/>
+              </w:rPr>
+            </w:r>
+            <w:r>
+              <w:rPr>
+                <w:sz w:val="18"/>
+              </w:rPr>
+              <w:t>F1–F8 (add rows)</w:t>
+            </w:r>
+          </w:p>
+        </w:tc>
+        <w:tc>
+          <w:tcPr>
+            <w:tcW w:type="dxa" w:w="2016"/>
+          </w:tcPr>
+          <w:p>
+            <w:r>
+              <w:rPr>
+                <w:sz w:val="18"/>
+              </w:rPr>
+            </w:r>
+          </w:p>
+        </w:tc>
+        <w:tc>
+          <w:tcPr>
+            <w:tcW w:type="dxa" w:w="2016"/>
+          </w:tcPr>
+          <w:p>
+            <w:r>
+              <w:rPr>
+                <w:sz w:val="18"/>
+              </w:rPr>
+            </w:r>
+          </w:p>
+        </w:tc>
+        <w:tc>
+          <w:tcPr>
+            <w:tcW w:type="dxa" w:w="2016"/>
+          </w:tcPr>
+          <w:p>
+            <w:r>
+              <w:rPr>
+                <w:sz w:val="18"/>
+              </w:rPr>
+            </w:r>
+          </w:p>
+        </w:tc>
+        <w:tc>
+          <w:tcPr>
+            <w:tcW w:type="dxa" w:w="2016"/>
+          </w:tcPr>
+          <w:p>
+            <w:r>
+              <w:rPr>
+                <w:sz w:val="18"/>
+              </w:rPr>
+            </w:r>
+          </w:p>
+        </w:tc>
+        <w:tc>
+          <w:tcPr>
+            <w:tcW w:type="dxa" w:w="2016"/>
+          </w:tcPr>
+          <w:p>
+            <w:r>
+              <w:rPr>
+                <w:sz w:val="18"/>
+              </w:rPr>
+            </w:r>
+          </w:p>
+        </w:tc>
+      </w:tr>
+      <w:tr>
+        <w:tc>
+          <w:tcPr>
+            <w:tcW w:type="dxa" w:w="2016"/>
+          </w:tcPr>
+          <w:p>
+            <w:r>
+              <w:rPr>
+                <w:sz w:val="18"/>
+              </w:rPr>
+            </w:r>
+            <w:r>
+              <w:rPr>
+                <w:sz w:val="18"/>
+              </w:rPr>
+              <w:t>Paper 4</w:t>
+            </w:r>
+          </w:p>
+        </w:tc>
+        <w:tc>
+          <w:tcPr>
+            <w:tcW w:type="dxa" w:w="2016"/>
+          </w:tcPr>
+          <w:p>
+            <w:r>
+              <w:rPr>
+                <w:sz w:val="18"/>
+              </w:rPr>
+            </w:r>
+            <w:r>
+              <w:rPr>
+                <w:sz w:val="18"/>
+              </w:rPr>
+              <w:t>F1–F8 (add rows)</w:t>
+            </w:r>
+          </w:p>
+        </w:tc>
+        <w:tc>
+          <w:tcPr>
+            <w:tcW w:type="dxa" w:w="2016"/>
+          </w:tcPr>
+          <w:p>
+            <w:r>
+              <w:rPr>
+                <w:sz w:val="18"/>
+              </w:rPr>
+            </w:r>
+          </w:p>
+        </w:tc>
+        <w:tc>
+          <w:tcPr>
+            <w:tcW w:type="dxa" w:w="2016"/>
+          </w:tcPr>
+          <w:p>
+            <w:r>
+              <w:rPr>
+                <w:sz w:val="18"/>
+              </w:rPr>
+            </w:r>
+          </w:p>
+        </w:tc>
+        <w:tc>
+          <w:tcPr>
+            <w:tcW w:type="dxa" w:w="2016"/>
+          </w:tcPr>
+          <w:p>
+            <w:r>
+              <w:rPr>
+                <w:sz w:val="18"/>
+              </w:rPr>
+            </w:r>
+          </w:p>
+        </w:tc>
+        <w:tc>
+          <w:tcPr>
+            <w:tcW w:type="dxa" w:w="2016"/>
+          </w:tcPr>
+          <w:p>
+            <w:r>
+              <w:rPr>
+                <w:sz w:val="18"/>
+              </w:rPr>
+            </w:r>
+          </w:p>
+        </w:tc>
+        <w:tc>
+          <w:tcPr>
+            <w:tcW w:type="dxa" w:w="2016"/>
+          </w:tcPr>
+          <w:p>
+            <w:r>
+              <w:rPr>
+                <w:sz w:val="18"/>
+              </w:rPr>
+            </w:r>
+          </w:p>
+        </w:tc>
+      </w:tr>
+    </w:tbl>
+    <w:p/>
+    <w:tbl>
+      <w:tblPr>
+        <w:tblStyle w:val="TableGrid"/>
+        <w:tblW w:type="auto" w:w="0"/>
+        <w:tblLook w:firstColumn="1" w:firstRow="1" w:lastColumn="0" w:lastRow="0" w:noHBand="0" w:noVBand="1" w:val="04A0"/>
+      </w:tblPr>
+      <w:tblGrid>
+        <w:gridCol w:w="7056"/>
+        <w:gridCol w:w="7056"/>
+      </w:tblGrid>
+      <w:tr>
+        <w:tc>
+          <w:tcPr>
+            <w:tcW w:type="dxa" w:w="7056"/>
+          </w:tcPr>
+          <w:p>
+            <w:r>
+              <w:rPr>
+                <w:b/>
+                <w:sz w:val="18"/>
+              </w:rPr>
+            </w:r>
+            <w:r>
+              <w:rPr>
+                <w:b/>
+                <w:sz w:val="18"/>
+              </w:rPr>
+              <w:t>Extraction accuracy (verified ÷ all fields)</w:t>
+            </w:r>
+          </w:p>
+        </w:tc>
+        <w:tc>
+          <w:tcPr>
+            <w:tcW w:type="dxa" w:w="7056"/>
+          </w:tcPr>
+          <w:p>
+            <w:r>
+              <w:rPr>
+                <w:b/>
+                <w:sz w:val="18"/>
+              </w:rPr>
+            </w:r>
+            <w:r>
+              <w:rPr>
+                <w:b/>
+                <w:sz w:val="18"/>
+              </w:rPr>
+              <w:t>Fields where the two runs disagreed</w:t>
+            </w:r>
+          </w:p>
+        </w:tc>
+      </w:tr>
+    </w:tbl>
+    <w:p/>
+    <w:p>
+      <w:r>
+        <w:rPr>
+          <w:b/>
+        </w:rPr>
+        <w:t>Part 3 — Review table.</w:t>
+      </w:r>
+      <w:r>
+        <w:t xml:space="preserve"> Row 1 = Li et al. 2024. LLM role: respondent · judge · generator · coder. Relation: extends · contradicts · different construct · same method, plus one sentence why.</w:t>
+      </w:r>
+    </w:p>
+    <w:tbl>
+      <w:tblPr>
+        <w:tblStyle w:val="TableGrid"/>
+        <w:tblW w:type="auto" w:w="0"/>
+        <w:tblLook w:firstColumn="1" w:firstRow="1" w:lastColumn="0" w:lastRow="0" w:noHBand="0" w:noVBand="1" w:val="04A0"/>
+      </w:tblPr>
+      <w:tblGrid>
+        <w:gridCol w:w="1764"/>
+        <w:gridCol w:w="1764"/>
+        <w:gridCol w:w="1764"/>
+        <w:gridCol w:w="1764"/>
+        <w:gridCol w:w="1764"/>
+        <w:gridCol w:w="1764"/>
+        <w:gridCol w:w="1764"/>
+        <w:gridCol w:w="1764"/>
+      </w:tblGrid>
+      <w:tr>
+        <w:tc>
+          <w:tcPr>
+            <w:tcW w:type="dxa" w:w="1764"/>
+          </w:tcPr>
+          <w:p>
+            <w:r>
+              <w:rPr>
+                <w:b/>
+                <w:sz w:val="18"/>
+              </w:rPr>
+            </w:r>
+            <w:r>
+              <w:rPr>
+                <w:b/>
+                <w:sz w:val="18"/>
+              </w:rPr>
+              <w:t>Paper (author-year, venue, DOI or preprint URL + date)</w:t>
+            </w:r>
+          </w:p>
+        </w:tc>
+        <w:tc>
+          <w:tcPr>
+            <w:tcW w:type="dxa" w:w="1764"/>
+          </w:tcPr>
+          <w:p>
+            <w:r>
+              <w:rPr>
+                <w:b/>
+                <w:sz w:val="18"/>
+              </w:rPr>
+            </w:r>
+            <w:r>
+              <w:rPr>
+                <w:b/>
+                <w:sz w:val="18"/>
+              </w:rPr>
+              <w:t>Question</w:t>
+            </w:r>
+          </w:p>
+        </w:tc>
+        <w:tc>
+          <w:tcPr>
+            <w:tcW w:type="dxa" w:w="1764"/>
+          </w:tcPr>
+          <w:p>
+            <w:r>
+              <w:rPr>
+                <w:b/>
+                <w:sz w:val="18"/>
+              </w:rPr>
+            </w:r>
+            <w:r>
+              <w:rPr>
+                <w:b/>
+                <w:sz w:val="18"/>
+              </w:rPr>
+              <w:t>Sample / data (n)</w:t>
+            </w:r>
+          </w:p>
+        </w:tc>
+        <w:tc>
+          <w:tcPr>
+            <w:tcW w:type="dxa" w:w="1764"/>
+          </w:tcPr>
+          <w:p>
+            <w:r>
+              <w:rPr>
+                <w:b/>
+                <w:sz w:val="18"/>
+              </w:rPr>
+            </w:r>
+            <w:r>
+              <w:rPr>
+                <w:b/>
+                <w:sz w:val="18"/>
+              </w:rPr>
+              <w:t>LLM role + model</w:t>
+            </w:r>
+          </w:p>
+        </w:tc>
+        <w:tc>
+          <w:tcPr>
+            <w:tcW w:type="dxa" w:w="1764"/>
+          </w:tcPr>
+          <w:p>
+            <w:r>
+              <w:rPr>
+                <w:b/>
+                <w:sz w:val="18"/>
+              </w:rPr>
+            </w:r>
+            <w:r>
+              <w:rPr>
+                <w:b/>
+                <w:sz w:val="18"/>
+              </w:rPr>
+              <w:t>Validity check (against what, how)</w:t>
+            </w:r>
+          </w:p>
+        </w:tc>
+        <w:tc>
+          <w:tcPr>
+            <w:tcW w:type="dxa" w:w="1764"/>
+          </w:tcPr>
+          <w:p>
+            <w:r>
+              <w:rPr>
+                <w:b/>
+                <w:sz w:val="18"/>
+              </w:rPr>
+            </w:r>
+            <w:r>
+              <w:rPr>
+                <w:b/>
+                <w:sz w:val="18"/>
+              </w:rPr>
+              <w:t>Headline finding (paper's own number)</w:t>
+            </w:r>
+          </w:p>
+        </w:tc>
+        <w:tc>
+          <w:tcPr>
+            <w:tcW w:type="dxa" w:w="1764"/>
+          </w:tcPr>
+          <w:p>
+            <w:r>
+              <w:rPr>
+                <w:b/>
+                <w:sz w:val="18"/>
+              </w:rPr>
+            </w:r>
+            <w:r>
+              <w:rPr>
+                <w:b/>
+                <w:sz w:val="18"/>
+              </w:rPr>
+              <w:t>Where validity fell (stated by the authors)</w:t>
+            </w:r>
+          </w:p>
+        </w:tc>
+        <w:tc>
+          <w:tcPr>
+            <w:tcW w:type="dxa" w:w="1764"/>
+          </w:tcPr>
+          <w:p>
+            <w:r>
+              <w:rPr>
+                <w:b/>
+                <w:sz w:val="18"/>
+              </w:rPr>
+            </w:r>
+            <w:r>
+              <w:rPr>
+                <w:b/>
+                <w:sz w:val="18"/>
+              </w:rPr>
+              <w:t>How it relates to Li et al. 2024</w:t>
+            </w:r>
+          </w:p>
+        </w:tc>
+      </w:tr>
+      <w:tr>
+        <w:tc>
+          <w:tcPr>
+            <w:tcW w:type="dxa" w:w="1764"/>
+          </w:tcPr>
+          <w:p>
+            <w:r>
+              <w:rPr>
+                <w:sz w:val="18"/>
+              </w:rPr>
+            </w:r>
+            <w:r>
+              <w:rPr>
+                <w:sz w:val="18"/>
+              </w:rPr>
+              <w:t xml:space="preserve">Li, Castelo, Katona &amp; Sarvary (2024), </w:t>
+            </w:r>
+            <w:r>
+              <w:rPr>
+                <w:i/>
+                <w:sz w:val="18"/>
+              </w:rPr>
+              <w:t>Marketing Science</w:t>
+            </w:r>
+            <w:r>
+              <w:rPr>
+                <w:sz w:val="18"/>
+              </w:rPr>
+              <w:t xml:space="preserve"> 43(2), DOI:</w:t>
+            </w:r>
+          </w:p>
+        </w:tc>
+        <w:tc>
+          <w:tcPr>
+            <w:tcW w:type="dxa" w:w="1764"/>
+          </w:tcPr>
+          <w:p>
+            <w:r>
+              <w:rPr>
+                <w:sz w:val="18"/>
+              </w:rPr>
+            </w:r>
+          </w:p>
+        </w:tc>
+        <w:tc>
+          <w:tcPr>
+            <w:tcW w:type="dxa" w:w="1764"/>
+          </w:tcPr>
+          <w:p>
+            <w:r>
+              <w:rPr>
+                <w:sz w:val="18"/>
+              </w:rPr>
+            </w:r>
+          </w:p>
+        </w:tc>
+        <w:tc>
+          <w:tcPr>
+            <w:tcW w:type="dxa" w:w="1764"/>
+          </w:tcPr>
+          <w:p>
+            <w:r>
+              <w:rPr>
+                <w:sz w:val="18"/>
+              </w:rPr>
+            </w:r>
+          </w:p>
+        </w:tc>
+        <w:tc>
+          <w:tcPr>
+            <w:tcW w:type="dxa" w:w="1764"/>
+          </w:tcPr>
+          <w:p>
+            <w:r>
+              <w:rPr>
+                <w:sz w:val="18"/>
+              </w:rPr>
+            </w:r>
+          </w:p>
+        </w:tc>
+        <w:tc>
+          <w:tcPr>
+            <w:tcW w:type="dxa" w:w="1764"/>
+          </w:tcPr>
+          <w:p>
+            <w:r>
+              <w:rPr>
+                <w:sz w:val="18"/>
+              </w:rPr>
+            </w:r>
+          </w:p>
+        </w:tc>
+        <w:tc>
+          <w:tcPr>
+            <w:tcW w:type="dxa" w:w="1764"/>
+          </w:tcPr>
+          <w:p>
+            <w:r>
+              <w:rPr>
+                <w:sz w:val="18"/>
+              </w:rPr>
+            </w:r>
+          </w:p>
+        </w:tc>
+        <w:tc>
+          <w:tcPr>
+            <w:tcW w:type="dxa" w:w="1764"/>
+          </w:tcPr>
+          <w:p>
+            <w:r>
+              <w:rPr>
+                <w:sz w:val="18"/>
+              </w:rPr>
+            </w:r>
+            <w:r>
+              <w:rPr>
+                <w:sz w:val="18"/>
+              </w:rPr>
+              <w:t>— (anchor paper)</w:t>
             </w:r>
           </w:p>
         </w:tc>
@@ -2563,7 +4067,10 @@
         <w:rPr>
           <w:b/>
         </w:rPr>
-        <w:t>Part 4 — The boundary (2–3 sentences).</w:t>
+        <w:t>Part 4 — Pooled reading (3–5 sentences).</w:t>
+      </w:r>
+      <w:r>
+        <w:t xml:space="preserve"> Range and median of the validity numbers; two conditions under which validity fell, each tied to a paper; the caveat that designs and metrics differ.</w:t>
       </w:r>
     </w:p>
     <w:tbl>
@@ -2620,11 +4127,113 @@
     </w:tbl>
     <w:p/>
     <w:p>
+      <w:r>
+        <w:rPr>
+          <w:b/>
+        </w:rPr>
+        <w:t>Catch note (3–5 sentences).</w:t>
+      </w:r>
+    </w:p>
+    <w:tbl>
+      <w:tblPr>
+        <w:tblStyle w:val="TableGrid"/>
+        <w:tblW w:type="auto" w:w="0"/>
+        <w:tblLook w:firstColumn="1" w:firstRow="1" w:lastColumn="0" w:lastRow="0" w:noHBand="0" w:noVBand="1" w:val="04A0"/>
+      </w:tblPr>
+      <w:tblGrid>
+        <w:gridCol w:w="9936"/>
+      </w:tblGrid>
+      <w:tr>
+        <w:tc>
+          <w:tcPr>
+            <w:tcW w:type="dxa" w:w="9936"/>
+          </w:tcPr>
+          <w:p>
+            <w:r>
+              <w:rPr>
+                <w:b/>
+                <w:sz w:val="19"/>
+              </w:rPr>
+            </w:r>
+            <w:r>
+              <w:rPr>
+                <w:b/>
+                <w:sz w:val="19"/>
+              </w:rPr>
+              <w:t>Write here</w:t>
+            </w:r>
+          </w:p>
+        </w:tc>
+      </w:tr>
+      <w:tr>
+        <w:tc>
+          <w:tcPr>
+            <w:tcW w:type="dxa" w:w="9936"/>
+          </w:tcPr>
+          <w:p>
+            <w:r>
+              <w:rPr>
+                <w:sz w:val="19"/>
+              </w:rPr>
+            </w:r>
+            <w:r>
+              <w:rPr>
+                <w:sz w:val="19"/>
+              </w:rPr>
+              <w:t>(replace this text)</w:t>
+            </w:r>
+          </w:p>
+        </w:tc>
+      </w:tr>
+    </w:tbl>
+    <w:p/>
+    <w:p>
+      <w:r>
+        <w:rPr>
+          <w:b/>
+        </w:rPr>
+        <w:t>Part 5 — Team pooling.</w:t>
+      </w:r>
+    </w:p>
+    <w:tbl>
+      <w:tblPr>
+        <w:tblStyle w:val="TableGrid"/>
+        <w:tblW w:type="auto" w:w="0"/>
+        <w:tblLook w:firstColumn="1" w:firstRow="1" w:lastColumn="0" w:lastRow="0" w:noHBand="0" w:noVBand="1" w:val="04A0"/>
+      </w:tblPr>
+      <w:tblGrid>
+        <w:gridCol w:w="9936"/>
+      </w:tblGrid>
+      <w:tr>
+        <w:tc>
+          <w:tcPr>
+            <w:tcW w:type="dxa" w:w="9936"/>
+          </w:tcPr>
+          <w:p>
+            <w:r>
+              <w:rPr>
+                <w:b/>
+                <w:sz w:val="19"/>
+              </w:rPr>
+            </w:r>
+            <w:r>
+              <w:rPr>
+                <w:b/>
+                <w:sz w:val="19"/>
+              </w:rPr>
+              <w:t>Team review-Sheet link (same eight columns; one row per paper across the team) · your one-line extension idea</w:t>
+            </w:r>
+          </w:p>
+        </w:tc>
+      </w:tr>
+    </w:tbl>
+    <w:p/>
+    <w:p>
       <w:pPr>
         <w:pStyle w:val="Heading2"/>
       </w:pPr>
       <w:r>
-        <w:t>Appendix B — Scoped prompts (swap in your category and brands)</w:t>
+        <w:t>Appendix B — Scoped search prompts (adapt, then log verbatim)</w:t>
       </w:r>
     </w:p>
     <w:p>
@@ -2641,7 +4250,7 @@
         <w:rPr>
           <w:i/>
         </w:rPr>
-        <w:t>You are a marketing research analyst preparing a secondary-research memo for a new entrant in the [category] market in the United States. Produce a brief covering (1) the size and growth of the category with the publisher and year of every estimate; (2) the leading brands by share or store count with the source and date for each; (3) what is known about premium versus value positioning. Cite a source (name + URL) for every factual claim; if none, say "no reliable source found"; flag anything older than 3 years; do not use vendor blogs for market-level claims.</w:t>
+        <w:t>You are a research assistant preparing a systematic review for a marketing PhD seminar. Topic: large language models as synthetic survey respondents (silicon samples, simulated consumers, LLM-as-respondent) in marketing, consumer research, and social science, 2022–2026. For each paper: full citation with DOI or working-paper URL, the research question, the sample, the LLM's role, how validity was checked against human data, the headline finding, one stated limitation. Rules: only papers you can cite with a checkable DOI or URL; if unsure a paper exists, say so; flag preprints; do not summarize blog posts as papers. Return a table, at most ten rows.</w:t>
       </w:r>
     </w:p>
     <w:p>
@@ -2649,7 +4258,7 @@
         <w:rPr>
           <w:b/>
         </w:rPr>
-        <w:t>Prompt 2 — brand matrix.</w:t>
+        <w:t>Prompt 2 — citing papers.</w:t>
       </w:r>
       <w:r>
         <w:t xml:space="preserve"> </w:t>
@@ -2658,7 +4267,7 @@
         <w:rPr>
           <w:i/>
         </w:rPr>
-        <w:t>A table of these six brands — [brands] — with: typical price of [a basic item], ownership, year founded and home region, number of US locations or share, and the brand's own positioning claim in its words; give a source and date accessed for every cell; show conflicts between sources instead of resolving them.</w:t>
+        <w:t>The same table for papers that cite Li, Castelo, Katona &amp; Sarvary (2024), "Determining the validity of large language models for automated perceptual analysis," Marketing Science 43(2). Rules as above.</w:t>
       </w:r>
     </w:p>
     <w:p>
@@ -2666,7 +4275,27 @@
         <w:pStyle w:val="Heading2"/>
       </w:pPr>
       <w:r>
-        <w:t>Appendix C — Worked fragment</w:t>
+        <w:t>Appendix C — The extraction prompt (fixed; run it twice per paper)</w:t>
+      </w:r>
+    </w:p>
+    <w:p>
+      <w:pPr>
+        <w:ind w:left="432"/>
+      </w:pPr>
+      <w:r>
+        <w:rPr>
+          <w:i/>
+          <w:sz w:val="19"/>
+        </w:rPr>
+        <w:t>You are extracting data for a systematic review. Read the attached paper only; do not use outside knowledge. Return a table with exactly these eight fields: F1 full citation with DOI; F2 the one research question; F3 sample or data and n; F4 the LLM's role (respondent, judge, generator, coder) and the model(s) named; F5 the validity check: which human criterion, compared how; F6 the headline finding with the paper's own number; F7 one limitation the authors state; F8 the conditions under which the LLM's answers were less valid, if the paper reports any. For every field give a verbatim quote of at most 25 words and the page it appears on. If a field is not in the paper, write "not in paper" instead of inferring. Do not summarize beyond the eight fields.</w:t>
+      </w:r>
+    </w:p>
+    <w:p>
+      <w:pPr>
+        <w:pStyle w:val="Heading2"/>
+      </w:pPr>
+      <w:r>
+        <w:t>Appendix D — The standard you are copying, and a worked fragment</w:t>
       </w:r>
     </w:p>
     <w:p>
@@ -2674,19 +4303,19 @@
         <w:rPr>
           <w:b/>
         </w:rPr>
-        <w:t>An audit row to the standard.</w:t>
+        <w:t>The model.</w:t>
       </w:r>
       <w:r>
-        <w:t xml:space="preserve"> Claim: "Dutch Bros has more US stores than Peet's Coffee." Source: a news roundup citing the company's quarterly report. Publisher type: news → vendor (company filing), dated. Who and why: the company reports its own count and has an incentive to headline growth. Method: company-reported store count; the roundup does not say whether the figure includes partnership stores, and the two brands define "store" differently. Corroboration: the other brand's investor release for the same quarter, with a different cutoff date. Verdict: </w:t>
+        <w:t xml:space="preserve"> Eisend, Pol, Niewiadomska, Riley &amp; Wedgeworth (2024), "How Much Have We Learned about Consumer Research? A Meta-Meta-Analysis," </w:t>
       </w:r>
       <w:r>
         <w:rPr>
-          <w:b/>
+          <w:i/>
         </w:rPr>
-        <w:t>Partially verified</w:t>
+        <w:t>Journal of Consumer Research</w:t>
       </w:r>
       <w:r>
-        <w:t>. Action: the slide reports the comparison as a range with both definitions and both dates, never as a single headline gap.</w:t>
+        <w:t xml:space="preserve"> 51(1), 180–190, synthesized 222 meta-analyses (2,481 effect sizes). Data for the post-2012 meta-analyses were coded by five coders using an AI-enabled extraction tool that reads on top of the PDF and links each coded value back to its location in the text; a rule-based classifier assigned dependent variables to categories at a 90.6% agreement rate with a human coder, and two trained coders reached Cohen's κ = 0.81 on topic coding, with differences resolved by discussion. That is the pattern: the machine extracts and locates, the human verifies, and the agreement is reported as a number.</w:t>
       </w:r>
     </w:p>
     <w:p>
@@ -2694,19 +4323,39 @@
         <w:rPr>
           <w:b/>
         </w:rPr>
-        <w:t>A comparison verdict that earns its row.</w:t>
+        <w:t>A verification row to the standard.</w:t>
       </w:r>
       <w:r>
-        <w:t xml:space="preserve"> Attribute "low prices": industry data (audited menu prices, rows 2–3) orders the six brands the same way the survey does, but the AI panel puts one brand two places too high. Verdict: </w:t>
+        <w:t xml:space="preserve"> Field F3 for one paper (illustrative, not a real value): Run 1 says "n = 1,200 respondents (p. 6)"; Run 2 says "1,200 U.S. adults (p. 6)." The runs agree. On p. 6 the paper reports the panel size and then, in its Table 1, the </w:t>
       </w:r>
       <w:r>
         <w:rPr>
           <w:i/>
         </w:rPr>
-        <w:t>survey only</w:t>
+        <w:t>analyzed</w:t>
       </w:r>
       <w:r>
-        <w:t>, and the Advise slide says the AI's price perception of that brand is not to be trusted without a check.</w:t>
+        <w:t xml:space="preserve"> n after exclusions, which is what the validity check used. Status: </w:t>
+      </w:r>
+      <w:r>
+        <w:rPr>
+          <w:b/>
+        </w:rPr>
+        <w:t>Corrected</w:t>
+      </w:r>
+      <w:r>
+        <w:t>; verified value = the Table 1 n with the page. Agreement between runs did not make the number right.</w:t>
+      </w:r>
+    </w:p>
+    <w:p>
+      <w:r>
+        <w:rPr>
+          <w:b/>
+        </w:rPr>
+        <w:t>A review cell that counts as empty.</w:t>
+      </w:r>
+      <w:r>
+        <w:t xml:space="preserve"> "Validity check: the authors compared AI and human results and found them similar." No criterion, no method, no number. Rewrite from the results table: what was compared, against which human data, and what agreement figure the paper reports.</w:t>
       </w:r>
     </w:p>
     <w:sectPr>
